--- a/prototypes/original guides/JULIO (EUROPA)/ALBANIA.docx
+++ b/prototypes/original guides/JULIO (EUROPA)/ALBANIA.docx
@@ -686,7 +686,222 @@
           <w:rFonts w:ascii="Manrope" w:cs="Manrope" w:eastAsia="Manrope" w:hAnsi="Manrope"/>
           <w:rtl w:val="0"/>
         </w:rPr>
-        <w:t xml:space="preserve">La capital más animada de los Balcanes: el Blloku — el antiguo barrio reservado para la nomenclatura comunista, hoy convertido en el distrito de cafés y bares más activo de Tirana — el Museo Nacional Histórico para entender cincuenta años de comunismo, el BunkArt (el bunker anti-atómico de Enver Hoxha reconvertido en museo de arte contemporáneo) y el teleférico al Monte Dajti para las vistas de la ciudad entre montañas. Llegada al aeropuerto, check-in en hotel central de Tirana.</w:t>
+        <w:t xml:space="preserve">La capital más subestimada de los Balcanes tiene el barrio comunista más extrañamente vivo de Europa y un museo de historia que en dos horas explica cincuenta años que el mundo prefirió ignorar. Tirana no es el destino — es la puerta de entrada. Pero vale dos días.</w:t>
+      </w:r>
+    </w:p>
+    <w:p>
+      <w:pPr>
+        <w:spacing w:after="240" w:before="240" w:lineRule="auto"/>
+        <w:rPr>
+          <w:rFonts w:ascii="Manrope" w:cs="Manrope" w:eastAsia="Manrope" w:hAnsi="Manrope"/>
+        </w:rPr>
+      </w:pPr>
+      <w:r>
+        <w:rPr>
+          <w:rFonts w:ascii="Manrope" w:cs="Manrope" w:eastAsia="Manrope" w:hAnsi="Manrope"/>
+          <w:rtl w:val="0"/>
+        </w:rPr>
+        <w:t xml:space="preserve">Día 1:</w:t>
+      </w:r>
+    </w:p>
+    <w:p>
+      <w:pPr>
+        <w:numPr>
+          <w:ilvl w:val="0"/>
+          <w:numId w:val="5"/>
+        </w:numPr>
+        <w:spacing w:after="0" w:afterAutospacing="0" w:before="240" w:lineRule="auto"/>
+        <w:ind w:left="720" w:hanging="360"/>
+        <w:rPr>
+          <w:rFonts w:ascii="Manrope" w:cs="Manrope" w:eastAsia="Manrope" w:hAnsi="Manrope"/>
+        </w:rPr>
+      </w:pPr>
+      <w:r>
+        <w:rPr>
+          <w:rFonts w:ascii="Manrope" w:cs="Manrope" w:eastAsia="Manrope" w:hAnsi="Manrope"/>
+          <w:rtl w:val="0"/>
+        </w:rPr>
+        <w:t xml:space="preserve">14:00: Llegada al aeropuerto Madre Teresa (TIA). Transfer al centro (23 km, ~30 min)</w:t>
+      </w:r>
+    </w:p>
+    <w:p>
+      <w:pPr>
+        <w:numPr>
+          <w:ilvl w:val="0"/>
+          <w:numId w:val="5"/>
+        </w:numPr>
+        <w:spacing w:after="0" w:afterAutospacing="0" w:before="0" w:beforeAutospacing="0" w:lineRule="auto"/>
+        <w:ind w:left="720" w:hanging="360"/>
+        <w:rPr>
+          <w:rFonts w:ascii="Manrope" w:cs="Manrope" w:eastAsia="Manrope" w:hAnsi="Manrope"/>
+        </w:rPr>
+      </w:pPr>
+      <w:r>
+        <w:rPr>
+          <w:rFonts w:ascii="Manrope" w:cs="Manrope" w:eastAsia="Manrope" w:hAnsi="Manrope"/>
+          <w:rtl w:val="0"/>
+        </w:rPr>
+        <w:t xml:space="preserve">15:30: Check-in en hotel central de Tirana</w:t>
+      </w:r>
+    </w:p>
+    <w:p>
+      <w:pPr>
+        <w:numPr>
+          <w:ilvl w:val="0"/>
+          <w:numId w:val="5"/>
+        </w:numPr>
+        <w:spacing w:after="0" w:afterAutospacing="0" w:before="0" w:beforeAutospacing="0" w:lineRule="auto"/>
+        <w:ind w:left="720" w:hanging="360"/>
+        <w:rPr>
+          <w:rFonts w:ascii="Manrope" w:cs="Manrope" w:eastAsia="Manrope" w:hAnsi="Manrope"/>
+        </w:rPr>
+      </w:pPr>
+      <w:r>
+        <w:rPr>
+          <w:rFonts w:ascii="Manrope" w:cs="Manrope" w:eastAsia="Manrope" w:hAnsi="Manrope"/>
+          <w:rtl w:val="0"/>
+        </w:rPr>
+        <w:t xml:space="preserve">17:00: Primera caminata por el Blloku — el antiguo barrio de la nomenclatura comunista, hoy distrito de cafés y bares</w:t>
+      </w:r>
+    </w:p>
+    <w:p>
+      <w:pPr>
+        <w:numPr>
+          <w:ilvl w:val="0"/>
+          <w:numId w:val="5"/>
+        </w:numPr>
+        <w:spacing w:after="240" w:before="0" w:beforeAutospacing="0" w:lineRule="auto"/>
+        <w:ind w:left="720" w:hanging="360"/>
+        <w:rPr>
+          <w:rFonts w:ascii="Manrope" w:cs="Manrope" w:eastAsia="Manrope" w:hAnsi="Manrope"/>
+        </w:rPr>
+      </w:pPr>
+      <w:r>
+        <w:rPr>
+          <w:rFonts w:ascii="Manrope" w:cs="Manrope" w:eastAsia="Manrope" w:hAnsi="Manrope"/>
+          <w:rtl w:val="0"/>
+        </w:rPr>
+        <w:t xml:space="preserve">19:30: Cena en el Blloku (cocina albanesa contemporánea o tradicional)</w:t>
+      </w:r>
+    </w:p>
+    <w:p>
+      <w:pPr>
+        <w:spacing w:after="240" w:before="240" w:lineRule="auto"/>
+        <w:rPr>
+          <w:rFonts w:ascii="Manrope" w:cs="Manrope" w:eastAsia="Manrope" w:hAnsi="Manrope"/>
+        </w:rPr>
+      </w:pPr>
+      <w:r>
+        <w:rPr>
+          <w:rFonts w:ascii="Manrope" w:cs="Manrope" w:eastAsia="Manrope" w:hAnsi="Manrope"/>
+          <w:rtl w:val="0"/>
+        </w:rPr>
+        <w:t xml:space="preserve">Día 2:</w:t>
+      </w:r>
+    </w:p>
+    <w:p>
+      <w:pPr>
+        <w:numPr>
+          <w:ilvl w:val="0"/>
+          <w:numId w:val="11"/>
+        </w:numPr>
+        <w:spacing w:after="0" w:afterAutospacing="0" w:before="240" w:lineRule="auto"/>
+        <w:ind w:left="720" w:hanging="360"/>
+        <w:rPr>
+          <w:rFonts w:ascii="Manrope" w:cs="Manrope" w:eastAsia="Manrope" w:hAnsi="Manrope"/>
+        </w:rPr>
+      </w:pPr>
+      <w:r>
+        <w:rPr>
+          <w:rFonts w:ascii="Manrope" w:cs="Manrope" w:eastAsia="Manrope" w:hAnsi="Manrope"/>
+          <w:rtl w:val="0"/>
+        </w:rPr>
+        <w:t xml:space="preserve">09:30: Museo Nacional Histórico (Skanderbeg Square) — 2 horas para entender 50 años de comunismo</w:t>
+      </w:r>
+    </w:p>
+    <w:p>
+      <w:pPr>
+        <w:numPr>
+          <w:ilvl w:val="0"/>
+          <w:numId w:val="11"/>
+        </w:numPr>
+        <w:spacing w:after="0" w:afterAutospacing="0" w:before="0" w:beforeAutospacing="0" w:lineRule="auto"/>
+        <w:ind w:left="720" w:hanging="360"/>
+        <w:rPr>
+          <w:rFonts w:ascii="Manrope" w:cs="Manrope" w:eastAsia="Manrope" w:hAnsi="Manrope"/>
+        </w:rPr>
+      </w:pPr>
+      <w:r>
+        <w:rPr>
+          <w:rFonts w:ascii="Manrope" w:cs="Manrope" w:eastAsia="Manrope" w:hAnsi="Manrope"/>
+          <w:rtl w:val="0"/>
+        </w:rPr>
+        <w:t xml:space="preserve">12:00: Almuerzo en el centro</w:t>
+      </w:r>
+    </w:p>
+    <w:p>
+      <w:pPr>
+        <w:numPr>
+          <w:ilvl w:val="0"/>
+          <w:numId w:val="11"/>
+        </w:numPr>
+        <w:spacing w:after="0" w:afterAutospacing="0" w:before="0" w:beforeAutospacing="0" w:lineRule="auto"/>
+        <w:ind w:left="720" w:hanging="360"/>
+        <w:rPr>
+          <w:rFonts w:ascii="Manrope" w:cs="Manrope" w:eastAsia="Manrope" w:hAnsi="Manrope"/>
+        </w:rPr>
+      </w:pPr>
+      <w:r>
+        <w:rPr>
+          <w:rFonts w:ascii="Manrope" w:cs="Manrope" w:eastAsia="Manrope" w:hAnsi="Manrope"/>
+          <w:rtl w:val="0"/>
+        </w:rPr>
+        <w:t xml:space="preserve">14:00: BunkArt — el búnker nuclear de Enver Hoxha reconvertido en museo de arte contemporáneo</w:t>
+      </w:r>
+    </w:p>
+    <w:p>
+      <w:pPr>
+        <w:numPr>
+          <w:ilvl w:val="0"/>
+          <w:numId w:val="11"/>
+        </w:numPr>
+        <w:spacing w:after="0" w:afterAutospacing="0" w:before="0" w:beforeAutospacing="0" w:lineRule="auto"/>
+        <w:ind w:left="720" w:hanging="360"/>
+        <w:rPr>
+          <w:rFonts w:ascii="Manrope" w:cs="Manrope" w:eastAsia="Manrope" w:hAnsi="Manrope"/>
+        </w:rPr>
+      </w:pPr>
+      <w:r>
+        <w:rPr>
+          <w:rFonts w:ascii="Manrope" w:cs="Manrope" w:eastAsia="Manrope" w:hAnsi="Manrope"/>
+          <w:rtl w:val="0"/>
+        </w:rPr>
+        <w:t xml:space="preserve">16:30: Teleférico al Monte Dajti — vistas panorámicas de la ciudad entre montañas</w:t>
+      </w:r>
+    </w:p>
+    <w:p>
+      <w:pPr>
+        <w:numPr>
+          <w:ilvl w:val="0"/>
+          <w:numId w:val="11"/>
+        </w:numPr>
+        <w:spacing w:after="240" w:before="0" w:beforeAutospacing="0" w:lineRule="auto"/>
+        <w:ind w:left="720" w:hanging="360"/>
+        <w:rPr>
+          <w:rFonts w:ascii="Manrope" w:cs="Manrope" w:eastAsia="Manrope" w:hAnsi="Manrope"/>
+        </w:rPr>
+      </w:pPr>
+      <w:r>
+        <w:rPr>
+          <w:rFonts w:ascii="Manrope" w:cs="Manrope" w:eastAsia="Manrope" w:hAnsi="Manrope"/>
+          <w:rtl w:val="0"/>
+        </w:rPr>
+        <w:t xml:space="preserve">19:30: Cena de despedida de Tirana</w:t>
+      </w:r>
+      <w:r>
+        <w:rPr>
+          <w:rtl w:val="0"/>
+        </w:rPr>
       </w:r>
     </w:p>
     <w:p>
@@ -711,7 +926,270 @@
           <w:rFonts w:ascii="Manrope" w:cs="Manrope" w:eastAsia="Manrope" w:hAnsi="Manrope"/>
           <w:rtl w:val="0"/>
         </w:rPr>
-        <w:t xml:space="preserve">Check-in en GrandView Hotel. El primer día: el Castillo de Berat — la ciudad amurallada medieval habitada todavía por familias albanesas — y el barrio de Mangalem con sus casas otomanas. El segundo día: Onufri Museum (la galería de iconos religiosos más importante de Albania, dentro del Castillo), río Osum a 30 minutos para el primer chapuzón, cena en el mercado bazaar.</w:t>
+        <w:t xml:space="preserve">La ciudad que tiene tantas ventanas en sus casas otomanas que los albaneses la llaman "la ciudad de las mil ventanas." Berat es Patrimonio UNESCO y lo merece: el Castillo está habitado, el bazaar vende cosas reales y la vista desde la terraza del GrandView al amanecer es la primera foto del viaje que nadie va a cuestionar.</w:t>
+      </w:r>
+    </w:p>
+    <w:p>
+      <w:pPr>
+        <w:spacing w:after="240" w:before="240" w:lineRule="auto"/>
+        <w:rPr>
+          <w:rFonts w:ascii="Manrope" w:cs="Manrope" w:eastAsia="Manrope" w:hAnsi="Manrope"/>
+        </w:rPr>
+      </w:pPr>
+      <w:r>
+        <w:rPr>
+          <w:rFonts w:ascii="Manrope" w:cs="Manrope" w:eastAsia="Manrope" w:hAnsi="Manrope"/>
+          <w:rtl w:val="0"/>
+        </w:rPr>
+        <w:t xml:space="preserve">Día 3:</w:t>
+      </w:r>
+    </w:p>
+    <w:p>
+      <w:pPr>
+        <w:numPr>
+          <w:ilvl w:val="0"/>
+          <w:numId w:val="2"/>
+        </w:numPr>
+        <w:spacing w:after="0" w:afterAutospacing="0" w:before="240" w:lineRule="auto"/>
+        <w:ind w:left="720" w:hanging="360"/>
+        <w:rPr>
+          <w:rFonts w:ascii="Manrope" w:cs="Manrope" w:eastAsia="Manrope" w:hAnsi="Manrope"/>
+        </w:rPr>
+      </w:pPr>
+      <w:r>
+        <w:rPr>
+          <w:rFonts w:ascii="Manrope" w:cs="Manrope" w:eastAsia="Manrope" w:hAnsi="Manrope"/>
+          <w:rtl w:val="0"/>
+        </w:rPr>
+        <w:t xml:space="preserve">09:00: Salida en carro o furgoneta privada hacia Berat (Tirana–Berat: €50–70 EUR, ~2 horas)</w:t>
+      </w:r>
+    </w:p>
+    <w:p>
+      <w:pPr>
+        <w:numPr>
+          <w:ilvl w:val="0"/>
+          <w:numId w:val="2"/>
+        </w:numPr>
+        <w:spacing w:after="0" w:afterAutospacing="0" w:before="0" w:beforeAutospacing="0" w:lineRule="auto"/>
+        <w:ind w:left="720" w:hanging="360"/>
+        <w:rPr>
+          <w:rFonts w:ascii="Manrope" w:cs="Manrope" w:eastAsia="Manrope" w:hAnsi="Manrope"/>
+        </w:rPr>
+      </w:pPr>
+      <w:r>
+        <w:rPr>
+          <w:rFonts w:ascii="Manrope" w:cs="Manrope" w:eastAsia="Manrope" w:hAnsi="Manrope"/>
+          <w:rtl w:val="0"/>
+        </w:rPr>
+        <w:t xml:space="preserve">11:30: Check-in en GrandView Hotel</w:t>
+      </w:r>
+    </w:p>
+    <w:p>
+      <w:pPr>
+        <w:numPr>
+          <w:ilvl w:val="0"/>
+          <w:numId w:val="2"/>
+        </w:numPr>
+        <w:spacing w:after="0" w:afterAutospacing="0" w:before="0" w:beforeAutospacing="0" w:lineRule="auto"/>
+        <w:ind w:left="720" w:hanging="360"/>
+        <w:rPr>
+          <w:rFonts w:ascii="Manrope" w:cs="Manrope" w:eastAsia="Manrope" w:hAnsi="Manrope"/>
+        </w:rPr>
+      </w:pPr>
+      <w:r>
+        <w:rPr>
+          <w:rFonts w:ascii="Manrope" w:cs="Manrope" w:eastAsia="Manrope" w:hAnsi="Manrope"/>
+          <w:rtl w:val="0"/>
+        </w:rPr>
+        <w:t xml:space="preserve">13:00: Almuerzo en la terraza con vistas al casco histórico</w:t>
+      </w:r>
+    </w:p>
+    <w:p>
+      <w:pPr>
+        <w:numPr>
+          <w:ilvl w:val="0"/>
+          <w:numId w:val="2"/>
+        </w:numPr>
+        <w:spacing w:after="0" w:afterAutospacing="0" w:before="0" w:beforeAutospacing="0" w:lineRule="auto"/>
+        <w:ind w:left="720" w:hanging="360"/>
+        <w:rPr>
+          <w:rFonts w:ascii="Manrope" w:cs="Manrope" w:eastAsia="Manrope" w:hAnsi="Manrope"/>
+        </w:rPr>
+      </w:pPr>
+      <w:r>
+        <w:rPr>
+          <w:rFonts w:ascii="Manrope" w:cs="Manrope" w:eastAsia="Manrope" w:hAnsi="Manrope"/>
+          <w:rtl w:val="0"/>
+        </w:rPr>
+        <w:t xml:space="preserve">15:00: Castillo de Berat — la ciudad amurallada medieval habitada todavía por familias albanesas</w:t>
+      </w:r>
+    </w:p>
+    <w:p>
+      <w:pPr>
+        <w:numPr>
+          <w:ilvl w:val="0"/>
+          <w:numId w:val="2"/>
+        </w:numPr>
+        <w:spacing w:after="0" w:afterAutospacing="0" w:before="0" w:beforeAutospacing="0" w:lineRule="auto"/>
+        <w:ind w:left="720" w:hanging="360"/>
+        <w:rPr>
+          <w:rFonts w:ascii="Manrope" w:cs="Manrope" w:eastAsia="Manrope" w:hAnsi="Manrope"/>
+        </w:rPr>
+      </w:pPr>
+      <w:r>
+        <w:rPr>
+          <w:rFonts w:ascii="Manrope" w:cs="Manrope" w:eastAsia="Manrope" w:hAnsi="Manrope"/>
+          <w:rtl w:val="0"/>
+        </w:rPr>
+        <w:t xml:space="preserve">17:30: Barrio de Mangalem con sus casas otomanas</w:t>
+      </w:r>
+    </w:p>
+    <w:p>
+      <w:pPr>
+        <w:numPr>
+          <w:ilvl w:val="0"/>
+          <w:numId w:val="2"/>
+        </w:numPr>
+        <w:spacing w:after="240" w:before="0" w:beforeAutospacing="0" w:lineRule="auto"/>
+        <w:ind w:left="720" w:hanging="360"/>
+        <w:rPr>
+          <w:rFonts w:ascii="Manrope" w:cs="Manrope" w:eastAsia="Manrope" w:hAnsi="Manrope"/>
+        </w:rPr>
+      </w:pPr>
+      <w:r>
+        <w:rPr>
+          <w:rFonts w:ascii="Manrope" w:cs="Manrope" w:eastAsia="Manrope" w:hAnsi="Manrope"/>
+          <w:rtl w:val="0"/>
+        </w:rPr>
+        <w:t xml:space="preserve">20:00: Cena en el mercado bazaar de Berat</w:t>
+      </w:r>
+    </w:p>
+    <w:p>
+      <w:pPr>
+        <w:spacing w:after="240" w:before="240" w:lineRule="auto"/>
+        <w:rPr>
+          <w:rFonts w:ascii="Manrope" w:cs="Manrope" w:eastAsia="Manrope" w:hAnsi="Manrope"/>
+        </w:rPr>
+      </w:pPr>
+      <w:r>
+        <w:rPr>
+          <w:rFonts w:ascii="Manrope" w:cs="Manrope" w:eastAsia="Manrope" w:hAnsi="Manrope"/>
+          <w:rtl w:val="0"/>
+        </w:rPr>
+        <w:t xml:space="preserve">Día 4:</w:t>
+      </w:r>
+    </w:p>
+    <w:p>
+      <w:pPr>
+        <w:numPr>
+          <w:ilvl w:val="0"/>
+          <w:numId w:val="4"/>
+        </w:numPr>
+        <w:spacing w:after="0" w:afterAutospacing="0" w:before="240" w:lineRule="auto"/>
+        <w:ind w:left="720" w:hanging="360"/>
+        <w:rPr>
+          <w:rFonts w:ascii="Manrope" w:cs="Manrope" w:eastAsia="Manrope" w:hAnsi="Manrope"/>
+        </w:rPr>
+      </w:pPr>
+      <w:r>
+        <w:rPr>
+          <w:rFonts w:ascii="Manrope" w:cs="Manrope" w:eastAsia="Manrope" w:hAnsi="Manrope"/>
+          <w:rtl w:val="0"/>
+        </w:rPr>
+        <w:t xml:space="preserve">09:00: Onufri Museum dentro del Castillo (galería de iconos religiosos más importante de Albania)</w:t>
+      </w:r>
+    </w:p>
+    <w:p>
+      <w:pPr>
+        <w:numPr>
+          <w:ilvl w:val="0"/>
+          <w:numId w:val="4"/>
+        </w:numPr>
+        <w:spacing w:after="0" w:afterAutospacing="0" w:before="0" w:beforeAutospacing="0" w:lineRule="auto"/>
+        <w:ind w:left="720" w:hanging="360"/>
+        <w:rPr>
+          <w:rFonts w:ascii="Manrope" w:cs="Manrope" w:eastAsia="Manrope" w:hAnsi="Manrope"/>
+        </w:rPr>
+      </w:pPr>
+      <w:r>
+        <w:rPr>
+          <w:rFonts w:ascii="Manrope" w:cs="Manrope" w:eastAsia="Manrope" w:hAnsi="Manrope"/>
+          <w:rtl w:val="0"/>
+        </w:rPr>
+        <w:t xml:space="preserve">11:30: Caminata por el barrio de Gorica (el lado cristiano del río)</w:t>
+      </w:r>
+    </w:p>
+    <w:p>
+      <w:pPr>
+        <w:numPr>
+          <w:ilvl w:val="0"/>
+          <w:numId w:val="4"/>
+        </w:numPr>
+        <w:spacing w:after="0" w:afterAutospacing="0" w:before="0" w:beforeAutospacing="0" w:lineRule="auto"/>
+        <w:ind w:left="720" w:hanging="360"/>
+        <w:rPr>
+          <w:rFonts w:ascii="Manrope" w:cs="Manrope" w:eastAsia="Manrope" w:hAnsi="Manrope"/>
+        </w:rPr>
+      </w:pPr>
+      <w:r>
+        <w:rPr>
+          <w:rFonts w:ascii="Manrope" w:cs="Manrope" w:eastAsia="Manrope" w:hAnsi="Manrope"/>
+          <w:rtl w:val="0"/>
+        </w:rPr>
+        <w:t xml:space="preserve">13:00: Almuerzo en el centro</w:t>
+      </w:r>
+    </w:p>
+    <w:p>
+      <w:pPr>
+        <w:numPr>
+          <w:ilvl w:val="0"/>
+          <w:numId w:val="4"/>
+        </w:numPr>
+        <w:spacing w:after="0" w:afterAutospacing="0" w:before="0" w:beforeAutospacing="0" w:lineRule="auto"/>
+        <w:ind w:left="720" w:hanging="360"/>
+        <w:rPr>
+          <w:rFonts w:ascii="Manrope" w:cs="Manrope" w:eastAsia="Manrope" w:hAnsi="Manrope"/>
+        </w:rPr>
+      </w:pPr>
+      <w:r>
+        <w:rPr>
+          <w:rFonts w:ascii="Manrope" w:cs="Manrope" w:eastAsia="Manrope" w:hAnsi="Manrope"/>
+          <w:rtl w:val="0"/>
+        </w:rPr>
+        <w:t xml:space="preserve">15:30: Primer chapuzón en el río Osum a 30 minutos en carro</w:t>
+      </w:r>
+    </w:p>
+    <w:p>
+      <w:pPr>
+        <w:numPr>
+          <w:ilvl w:val="0"/>
+          <w:numId w:val="4"/>
+        </w:numPr>
+        <w:spacing w:after="240" w:before="0" w:beforeAutospacing="0" w:lineRule="auto"/>
+        <w:ind w:left="720" w:hanging="360"/>
+        <w:rPr>
+          <w:rFonts w:ascii="Manrope" w:cs="Manrope" w:eastAsia="Manrope" w:hAnsi="Manrope"/>
+        </w:rPr>
+      </w:pPr>
+      <w:r>
+        <w:rPr>
+          <w:rFonts w:ascii="Manrope" w:cs="Manrope" w:eastAsia="Manrope" w:hAnsi="Manrope"/>
+          <w:rtl w:val="0"/>
+        </w:rPr>
+        <w:t xml:space="preserve">19:30: Cena en Berat</w:t>
+      </w:r>
+    </w:p>
+    <w:p>
+      <w:pPr>
+        <w:spacing w:after="240" w:before="240" w:lineRule="auto"/>
+        <w:rPr>
+          <w:rFonts w:ascii="Manrope" w:cs="Manrope" w:eastAsia="Manrope" w:hAnsi="Manrope"/>
+        </w:rPr>
+      </w:pPr>
+      <w:r>
+        <w:rPr>
+          <w:rtl w:val="0"/>
+        </w:rPr>
       </w:r>
     </w:p>
     <w:p>
@@ -736,7 +1214,262 @@
           <w:rFonts w:ascii="Manrope" w:cs="Manrope" w:eastAsia="Manrope" w:hAnsi="Manrope"/>
           <w:rtl w:val="0"/>
         </w:rPr>
-        <w:t xml:space="preserve">Excursión de día completo al Cañón de Osumi y las termas de Benja. El segundo día: Gjirokastra — day tour desde Berat (2.5 horas en carro o con operador local).</w:t>
+        <w:t xml:space="preserve">Dos de los planes más distintos del viaje en dos días consecutivos. El Cañón de Osumi es naturaleza en estado puro: paredes de piedra caliza de 80 metros sobre un río que en julio tiene temperatura de terma. Gjirokastra es ciudad de piedra medieval donde los adolescentes descubren que la historia funciona mejor cuando se puede tocar.</w:t>
+      </w:r>
+    </w:p>
+    <w:p>
+      <w:pPr>
+        <w:spacing w:after="240" w:before="240" w:lineRule="auto"/>
+        <w:rPr>
+          <w:rFonts w:ascii="Manrope" w:cs="Manrope" w:eastAsia="Manrope" w:hAnsi="Manrope"/>
+        </w:rPr>
+      </w:pPr>
+      <w:r>
+        <w:rPr>
+          <w:rFonts w:ascii="Manrope" w:cs="Manrope" w:eastAsia="Manrope" w:hAnsi="Manrope"/>
+          <w:rtl w:val="0"/>
+        </w:rPr>
+        <w:t xml:space="preserve">Día 5:</w:t>
+      </w:r>
+    </w:p>
+    <w:p>
+      <w:pPr>
+        <w:numPr>
+          <w:ilvl w:val="0"/>
+          <w:numId w:val="9"/>
+        </w:numPr>
+        <w:spacing w:after="0" w:afterAutospacing="0" w:before="240" w:lineRule="auto"/>
+        <w:ind w:left="720" w:hanging="360"/>
+        <w:rPr>
+          <w:rFonts w:ascii="Manrope" w:cs="Manrope" w:eastAsia="Manrope" w:hAnsi="Manrope"/>
+        </w:rPr>
+      </w:pPr>
+      <w:r>
+        <w:rPr>
+          <w:rFonts w:ascii="Manrope" w:cs="Manrope" w:eastAsia="Manrope" w:hAnsi="Manrope"/>
+          <w:rtl w:val="0"/>
+        </w:rPr>
+        <w:t xml:space="preserve">08:00: Salida para excursión de día completo al Cañón de Osumi y las termas de Benja</w:t>
+      </w:r>
+    </w:p>
+    <w:p>
+      <w:pPr>
+        <w:numPr>
+          <w:ilvl w:val="0"/>
+          <w:numId w:val="9"/>
+        </w:numPr>
+        <w:spacing w:after="0" w:afterAutospacing="0" w:before="0" w:beforeAutospacing="0" w:lineRule="auto"/>
+        <w:ind w:left="720" w:hanging="360"/>
+        <w:rPr>
+          <w:rFonts w:ascii="Manrope" w:cs="Manrope" w:eastAsia="Manrope" w:hAnsi="Manrope"/>
+        </w:rPr>
+      </w:pPr>
+      <w:r>
+        <w:rPr>
+          <w:rFonts w:ascii="Manrope" w:cs="Manrope" w:eastAsia="Manrope" w:hAnsi="Manrope"/>
+          <w:rtl w:val="0"/>
+        </w:rPr>
+        <w:t xml:space="preserve">10:00: Cañón de Osumi — kayak o rafting según nivel del agua (2–3 horas)</w:t>
+      </w:r>
+    </w:p>
+    <w:p>
+      <w:pPr>
+        <w:numPr>
+          <w:ilvl w:val="0"/>
+          <w:numId w:val="9"/>
+        </w:numPr>
+        <w:spacing w:after="0" w:afterAutospacing="0" w:before="0" w:beforeAutospacing="0" w:lineRule="auto"/>
+        <w:ind w:left="720" w:hanging="360"/>
+        <w:rPr>
+          <w:rFonts w:ascii="Manrope" w:cs="Manrope" w:eastAsia="Manrope" w:hAnsi="Manrope"/>
+        </w:rPr>
+      </w:pPr>
+      <w:r>
+        <w:rPr>
+          <w:rFonts w:ascii="Manrope" w:cs="Manrope" w:eastAsia="Manrope" w:hAnsi="Manrope"/>
+          <w:rtl w:val="0"/>
+        </w:rPr>
+        <w:t xml:space="preserve">13:30: Termas de Benja — piscinas naturales de agua termal</w:t>
+      </w:r>
+    </w:p>
+    <w:p>
+      <w:pPr>
+        <w:numPr>
+          <w:ilvl w:val="0"/>
+          <w:numId w:val="9"/>
+        </w:numPr>
+        <w:spacing w:after="0" w:afterAutospacing="0" w:before="0" w:beforeAutospacing="0" w:lineRule="auto"/>
+        <w:ind w:left="720" w:hanging="360"/>
+        <w:rPr>
+          <w:rFonts w:ascii="Manrope" w:cs="Manrope" w:eastAsia="Manrope" w:hAnsi="Manrope"/>
+        </w:rPr>
+      </w:pPr>
+      <w:r>
+        <w:rPr>
+          <w:rFonts w:ascii="Manrope" w:cs="Manrope" w:eastAsia="Manrope" w:hAnsi="Manrope"/>
+          <w:rtl w:val="0"/>
+        </w:rPr>
+        <w:t xml:space="preserve">16:00: Regreso a Berat</w:t>
+      </w:r>
+    </w:p>
+    <w:p>
+      <w:pPr>
+        <w:numPr>
+          <w:ilvl w:val="0"/>
+          <w:numId w:val="9"/>
+        </w:numPr>
+        <w:spacing w:after="240" w:before="0" w:beforeAutospacing="0" w:lineRule="auto"/>
+        <w:ind w:left="720" w:hanging="360"/>
+        <w:rPr>
+          <w:rFonts w:ascii="Manrope" w:cs="Manrope" w:eastAsia="Manrope" w:hAnsi="Manrope"/>
+        </w:rPr>
+      </w:pPr>
+      <w:r>
+        <w:rPr>
+          <w:rFonts w:ascii="Manrope" w:cs="Manrope" w:eastAsia="Manrope" w:hAnsi="Manrope"/>
+          <w:rtl w:val="0"/>
+        </w:rPr>
+        <w:t xml:space="preserve">20:00: Cena y preparación para Gjirokastra</w:t>
+      </w:r>
+    </w:p>
+    <w:p>
+      <w:pPr>
+        <w:spacing w:after="240" w:before="240" w:lineRule="auto"/>
+        <w:rPr>
+          <w:rFonts w:ascii="Manrope" w:cs="Manrope" w:eastAsia="Manrope" w:hAnsi="Manrope"/>
+        </w:rPr>
+      </w:pPr>
+      <w:r>
+        <w:rPr>
+          <w:rFonts w:ascii="Manrope" w:cs="Manrope" w:eastAsia="Manrope" w:hAnsi="Manrope"/>
+          <w:rtl w:val="0"/>
+        </w:rPr>
+        <w:t xml:space="preserve">Día 6:</w:t>
+      </w:r>
+    </w:p>
+    <w:p>
+      <w:pPr>
+        <w:numPr>
+          <w:ilvl w:val="0"/>
+          <w:numId w:val="6"/>
+        </w:numPr>
+        <w:spacing w:after="0" w:afterAutospacing="0" w:before="240" w:lineRule="auto"/>
+        <w:ind w:left="720" w:hanging="360"/>
+        <w:rPr>
+          <w:rFonts w:ascii="Manrope" w:cs="Manrope" w:eastAsia="Manrope" w:hAnsi="Manrope"/>
+        </w:rPr>
+      </w:pPr>
+      <w:r>
+        <w:rPr>
+          <w:rFonts w:ascii="Manrope" w:cs="Manrope" w:eastAsia="Manrope" w:hAnsi="Manrope"/>
+          <w:rtl w:val="0"/>
+        </w:rPr>
+        <w:t xml:space="preserve">08:30: Salida hacia Gjirokastra (2.5 horas desde Berat en carro o con operador local)</w:t>
+      </w:r>
+    </w:p>
+    <w:p>
+      <w:pPr>
+        <w:numPr>
+          <w:ilvl w:val="0"/>
+          <w:numId w:val="6"/>
+        </w:numPr>
+        <w:spacing w:after="0" w:afterAutospacing="0" w:before="0" w:beforeAutospacing="0" w:lineRule="auto"/>
+        <w:ind w:left="720" w:hanging="360"/>
+        <w:rPr>
+          <w:rFonts w:ascii="Manrope" w:cs="Manrope" w:eastAsia="Manrope" w:hAnsi="Manrope"/>
+        </w:rPr>
+      </w:pPr>
+      <w:r>
+        <w:rPr>
+          <w:rFonts w:ascii="Manrope" w:cs="Manrope" w:eastAsia="Manrope" w:hAnsi="Manrope"/>
+          <w:rtl w:val="0"/>
+        </w:rPr>
+        <w:t xml:space="preserve">11:00: Castillo de Gjirokastra — armamento de la Segunda Guerra Mundial y vistas al valle</w:t>
+      </w:r>
+    </w:p>
+    <w:p>
+      <w:pPr>
+        <w:numPr>
+          <w:ilvl w:val="0"/>
+          <w:numId w:val="6"/>
+        </w:numPr>
+        <w:spacing w:after="0" w:afterAutospacing="0" w:before="0" w:beforeAutospacing="0" w:lineRule="auto"/>
+        <w:ind w:left="720" w:hanging="360"/>
+        <w:rPr>
+          <w:rFonts w:ascii="Manrope" w:cs="Manrope" w:eastAsia="Manrope" w:hAnsi="Manrope"/>
+        </w:rPr>
+      </w:pPr>
+      <w:r>
+        <w:rPr>
+          <w:rFonts w:ascii="Manrope" w:cs="Manrope" w:eastAsia="Manrope" w:hAnsi="Manrope"/>
+          <w:rtl w:val="0"/>
+        </w:rPr>
+        <w:t xml:space="preserve">13:00: Almuerzo en el bazar histórico</w:t>
+      </w:r>
+    </w:p>
+    <w:p>
+      <w:pPr>
+        <w:numPr>
+          <w:ilvl w:val="0"/>
+          <w:numId w:val="6"/>
+        </w:numPr>
+        <w:spacing w:after="0" w:afterAutospacing="0" w:before="0" w:beforeAutospacing="0" w:lineRule="auto"/>
+        <w:ind w:left="720" w:hanging="360"/>
+        <w:rPr>
+          <w:rFonts w:ascii="Manrope" w:cs="Manrope" w:eastAsia="Manrope" w:hAnsi="Manrope"/>
+        </w:rPr>
+      </w:pPr>
+      <w:r>
+        <w:rPr>
+          <w:rFonts w:ascii="Manrope" w:cs="Manrope" w:eastAsia="Manrope" w:hAnsi="Manrope"/>
+          <w:rtl w:val="0"/>
+        </w:rPr>
+        <w:t xml:space="preserve">14:30: Museo Etnográfico (casa natal de Ismail Kadaré)</w:t>
+      </w:r>
+    </w:p>
+    <w:p>
+      <w:pPr>
+        <w:numPr>
+          <w:ilvl w:val="0"/>
+          <w:numId w:val="6"/>
+        </w:numPr>
+        <w:spacing w:after="0" w:afterAutospacing="0" w:before="0" w:beforeAutospacing="0" w:lineRule="auto"/>
+        <w:ind w:left="720" w:hanging="360"/>
+        <w:rPr>
+          <w:rFonts w:ascii="Manrope" w:cs="Manrope" w:eastAsia="Manrope" w:hAnsi="Manrope"/>
+        </w:rPr>
+      </w:pPr>
+      <w:r>
+        <w:rPr>
+          <w:rFonts w:ascii="Manrope" w:cs="Manrope" w:eastAsia="Manrope" w:hAnsi="Manrope"/>
+          <w:rtl w:val="0"/>
+        </w:rPr>
+        <w:t xml:space="preserve">16:30: Regreso hacia el sur en dirección a Sarandë</w:t>
+      </w:r>
+    </w:p>
+    <w:p>
+      <w:pPr>
+        <w:numPr>
+          <w:ilvl w:val="0"/>
+          <w:numId w:val="6"/>
+        </w:numPr>
+        <w:spacing w:after="240" w:before="0" w:beforeAutospacing="0" w:lineRule="auto"/>
+        <w:ind w:left="720" w:hanging="360"/>
+        <w:rPr>
+          <w:rFonts w:ascii="Manrope" w:cs="Manrope" w:eastAsia="Manrope" w:hAnsi="Manrope"/>
+        </w:rPr>
+      </w:pPr>
+      <w:r>
+        <w:rPr>
+          <w:rFonts w:ascii="Manrope" w:cs="Manrope" w:eastAsia="Manrope" w:hAnsi="Manrope"/>
+          <w:rtl w:val="0"/>
+        </w:rPr>
+        <w:t xml:space="preserve">20:00: Cena en el camino o llegada a Sarandë</w:t>
+      </w:r>
+      <w:r>
+        <w:rPr>
+          <w:rtl w:val="0"/>
+        </w:rPr>
       </w:r>
     </w:p>
     <w:p>
@@ -761,7 +1494,270 @@
           <w:rFonts w:ascii="Manrope" w:cs="Manrope" w:eastAsia="Manrope" w:hAnsi="Manrope"/>
           <w:rtl w:val="0"/>
         </w:rPr>
-        <w:t xml:space="preserve">Ruta de Berat hacia el sur: parada en el Castillo de Ali Pasha en Porto Palermo (promontorio con vistas al Adriático), primera playa en Himara o Dhërmiu. Check-in en Bougainville Bay Hotel en Sarandë al caer la tarde.</w:t>
+        <w:t xml:space="preserve">La costa que Croacia hubiera querido tener antes de que llegaran los cruceros. La Riviera albanesa tiene el mismo Adriático, menos sombrillas de renta y una carretera de cornisa que pasa por pueblos donde la única decisión pendiente es en qué chiringuito almorzar.</w:t>
+      </w:r>
+    </w:p>
+    <w:p>
+      <w:pPr>
+        <w:spacing w:after="240" w:before="240" w:lineRule="auto"/>
+        <w:rPr>
+          <w:rFonts w:ascii="Manrope" w:cs="Manrope" w:eastAsia="Manrope" w:hAnsi="Manrope"/>
+        </w:rPr>
+      </w:pPr>
+      <w:r>
+        <w:rPr>
+          <w:rFonts w:ascii="Manrope" w:cs="Manrope" w:eastAsia="Manrope" w:hAnsi="Manrope"/>
+          <w:rtl w:val="0"/>
+        </w:rPr>
+        <w:t xml:space="preserve">Día 7:</w:t>
+      </w:r>
+    </w:p>
+    <w:p>
+      <w:pPr>
+        <w:numPr>
+          <w:ilvl w:val="0"/>
+          <w:numId w:val="12"/>
+        </w:numPr>
+        <w:spacing w:after="0" w:afterAutospacing="0" w:before="240" w:lineRule="auto"/>
+        <w:ind w:left="720" w:hanging="360"/>
+        <w:rPr>
+          <w:rFonts w:ascii="Manrope" w:cs="Manrope" w:eastAsia="Manrope" w:hAnsi="Manrope"/>
+        </w:rPr>
+      </w:pPr>
+      <w:r>
+        <w:rPr>
+          <w:rFonts w:ascii="Manrope" w:cs="Manrope" w:eastAsia="Manrope" w:hAnsi="Manrope"/>
+          <w:rtl w:val="0"/>
+        </w:rPr>
+        <w:t xml:space="preserve">09:00: Salida de Berat hacia el sur por la Riviera albanesa</w:t>
+      </w:r>
+    </w:p>
+    <w:p>
+      <w:pPr>
+        <w:numPr>
+          <w:ilvl w:val="0"/>
+          <w:numId w:val="12"/>
+        </w:numPr>
+        <w:spacing w:after="0" w:afterAutospacing="0" w:before="0" w:beforeAutospacing="0" w:lineRule="auto"/>
+        <w:ind w:left="720" w:hanging="360"/>
+        <w:rPr>
+          <w:rFonts w:ascii="Manrope" w:cs="Manrope" w:eastAsia="Manrope" w:hAnsi="Manrope"/>
+        </w:rPr>
+      </w:pPr>
+      <w:r>
+        <w:rPr>
+          <w:rFonts w:ascii="Manrope" w:cs="Manrope" w:eastAsia="Manrope" w:hAnsi="Manrope"/>
+          <w:rtl w:val="0"/>
+        </w:rPr>
+        <w:t xml:space="preserve">11:30: Parada en el Castillo de Ali Pasha en Porto Palermo — promontorio con vistas al Adriático</w:t>
+      </w:r>
+    </w:p>
+    <w:p>
+      <w:pPr>
+        <w:numPr>
+          <w:ilvl w:val="0"/>
+          <w:numId w:val="12"/>
+        </w:numPr>
+        <w:spacing w:after="0" w:afterAutospacing="0" w:before="0" w:beforeAutospacing="0" w:lineRule="auto"/>
+        <w:ind w:left="720" w:hanging="360"/>
+        <w:rPr>
+          <w:rFonts w:ascii="Manrope" w:cs="Manrope" w:eastAsia="Manrope" w:hAnsi="Manrope"/>
+        </w:rPr>
+      </w:pPr>
+      <w:r>
+        <w:rPr>
+          <w:rFonts w:ascii="Manrope" w:cs="Manrope" w:eastAsia="Manrope" w:hAnsi="Manrope"/>
+          <w:rtl w:val="0"/>
+        </w:rPr>
+        <w:t xml:space="preserve">13:00: Primera playa en Himara o Dhërmiu — almuerzo en chiringuito de pescado</w:t>
+      </w:r>
+    </w:p>
+    <w:p>
+      <w:pPr>
+        <w:numPr>
+          <w:ilvl w:val="0"/>
+          <w:numId w:val="12"/>
+        </w:numPr>
+        <w:spacing w:after="0" w:afterAutospacing="0" w:before="0" w:beforeAutospacing="0" w:lineRule="auto"/>
+        <w:ind w:left="720" w:hanging="360"/>
+        <w:rPr>
+          <w:rFonts w:ascii="Manrope" w:cs="Manrope" w:eastAsia="Manrope" w:hAnsi="Manrope"/>
+        </w:rPr>
+      </w:pPr>
+      <w:r>
+        <w:rPr>
+          <w:rFonts w:ascii="Manrope" w:cs="Manrope" w:eastAsia="Manrope" w:hAnsi="Manrope"/>
+          <w:rtl w:val="0"/>
+        </w:rPr>
+        <w:t xml:space="preserve">16:00: Continuación hacia Sarandë</w:t>
+      </w:r>
+    </w:p>
+    <w:p>
+      <w:pPr>
+        <w:numPr>
+          <w:ilvl w:val="0"/>
+          <w:numId w:val="12"/>
+        </w:numPr>
+        <w:spacing w:after="0" w:afterAutospacing="0" w:before="0" w:beforeAutospacing="0" w:lineRule="auto"/>
+        <w:ind w:left="720" w:hanging="360"/>
+        <w:rPr>
+          <w:rFonts w:ascii="Manrope" w:cs="Manrope" w:eastAsia="Manrope" w:hAnsi="Manrope"/>
+        </w:rPr>
+      </w:pPr>
+      <w:r>
+        <w:rPr>
+          <w:rFonts w:ascii="Manrope" w:cs="Manrope" w:eastAsia="Manrope" w:hAnsi="Manrope"/>
+          <w:rtl w:val="0"/>
+        </w:rPr>
+        <w:t xml:space="preserve">18:30: Check-in en Bougainville Bay Hotel</w:t>
+      </w:r>
+    </w:p>
+    <w:p>
+      <w:pPr>
+        <w:numPr>
+          <w:ilvl w:val="0"/>
+          <w:numId w:val="12"/>
+        </w:numPr>
+        <w:spacing w:after="240" w:before="0" w:beforeAutospacing="0" w:lineRule="auto"/>
+        <w:ind w:left="720" w:hanging="360"/>
+        <w:rPr>
+          <w:rFonts w:ascii="Manrope" w:cs="Manrope" w:eastAsia="Manrope" w:hAnsi="Manrope"/>
+        </w:rPr>
+      </w:pPr>
+      <w:r>
+        <w:rPr>
+          <w:rFonts w:ascii="Manrope" w:cs="Manrope" w:eastAsia="Manrope" w:hAnsi="Manrope"/>
+          <w:rtl w:val="0"/>
+        </w:rPr>
+        <w:t xml:space="preserve">20:00: Cena en el hotel o en el paseo marítimo de Sarandë</w:t>
+      </w:r>
+    </w:p>
+    <w:p>
+      <w:pPr>
+        <w:spacing w:after="240" w:before="240" w:lineRule="auto"/>
+        <w:rPr>
+          <w:rFonts w:ascii="Manrope" w:cs="Manrope" w:eastAsia="Manrope" w:hAnsi="Manrope"/>
+        </w:rPr>
+      </w:pPr>
+      <w:r>
+        <w:rPr>
+          <w:rFonts w:ascii="Manrope" w:cs="Manrope" w:eastAsia="Manrope" w:hAnsi="Manrope"/>
+          <w:rtl w:val="0"/>
+        </w:rPr>
+        <w:t xml:space="preserve">Día 8:</w:t>
+      </w:r>
+    </w:p>
+    <w:p>
+      <w:pPr>
+        <w:numPr>
+          <w:ilvl w:val="0"/>
+          <w:numId w:val="10"/>
+        </w:numPr>
+        <w:spacing w:after="0" w:afterAutospacing="0" w:before="240" w:lineRule="auto"/>
+        <w:ind w:left="720" w:hanging="360"/>
+        <w:rPr>
+          <w:rFonts w:ascii="Manrope" w:cs="Manrope" w:eastAsia="Manrope" w:hAnsi="Manrope"/>
+        </w:rPr>
+      </w:pPr>
+      <w:r>
+        <w:rPr>
+          <w:rFonts w:ascii="Manrope" w:cs="Manrope" w:eastAsia="Manrope" w:hAnsi="Manrope"/>
+          <w:rtl w:val="0"/>
+        </w:rPr>
+        <w:t xml:space="preserve">09:00: Desayuno buffet en el hotel</w:t>
+      </w:r>
+    </w:p>
+    <w:p>
+      <w:pPr>
+        <w:numPr>
+          <w:ilvl w:val="0"/>
+          <w:numId w:val="10"/>
+        </w:numPr>
+        <w:spacing w:after="0" w:afterAutospacing="0" w:before="0" w:beforeAutospacing="0" w:lineRule="auto"/>
+        <w:ind w:left="720" w:hanging="360"/>
+        <w:rPr>
+          <w:rFonts w:ascii="Manrope" w:cs="Manrope" w:eastAsia="Manrope" w:hAnsi="Manrope"/>
+        </w:rPr>
+      </w:pPr>
+      <w:r>
+        <w:rPr>
+          <w:rFonts w:ascii="Manrope" w:cs="Manrope" w:eastAsia="Manrope" w:hAnsi="Manrope"/>
+          <w:rtl w:val="0"/>
+        </w:rPr>
+        <w:t xml:space="preserve">10:30: Playa libre en Bougainville o en la bahía de Sarandë</w:t>
+      </w:r>
+    </w:p>
+    <w:p>
+      <w:pPr>
+        <w:numPr>
+          <w:ilvl w:val="0"/>
+          <w:numId w:val="10"/>
+        </w:numPr>
+        <w:spacing w:after="0" w:afterAutospacing="0" w:before="0" w:beforeAutospacing="0" w:lineRule="auto"/>
+        <w:ind w:left="720" w:hanging="360"/>
+        <w:rPr>
+          <w:rFonts w:ascii="Manrope" w:cs="Manrope" w:eastAsia="Manrope" w:hAnsi="Manrope"/>
+        </w:rPr>
+      </w:pPr>
+      <w:r>
+        <w:rPr>
+          <w:rFonts w:ascii="Manrope" w:cs="Manrope" w:eastAsia="Manrope" w:hAnsi="Manrope"/>
+          <w:rtl w:val="0"/>
+        </w:rPr>
+        <w:t xml:space="preserve">13:00: Almuerzo en el hotel o en el paseo marítimo</w:t>
+      </w:r>
+    </w:p>
+    <w:p>
+      <w:pPr>
+        <w:numPr>
+          <w:ilvl w:val="0"/>
+          <w:numId w:val="10"/>
+        </w:numPr>
+        <w:spacing w:after="0" w:afterAutospacing="0" w:before="0" w:beforeAutospacing="0" w:lineRule="auto"/>
+        <w:ind w:left="720" w:hanging="360"/>
+        <w:rPr>
+          <w:rFonts w:ascii="Manrope" w:cs="Manrope" w:eastAsia="Manrope" w:hAnsi="Manrope"/>
+        </w:rPr>
+      </w:pPr>
+      <w:r>
+        <w:rPr>
+          <w:rFonts w:ascii="Manrope" w:cs="Manrope" w:eastAsia="Manrope" w:hAnsi="Manrope"/>
+          <w:rtl w:val="0"/>
+        </w:rPr>
+        <w:t xml:space="preserve">16:00: Kayak o paddleboard desde el hotel</w:t>
+      </w:r>
+    </w:p>
+    <w:p>
+      <w:pPr>
+        <w:numPr>
+          <w:ilvl w:val="0"/>
+          <w:numId w:val="10"/>
+        </w:numPr>
+        <w:spacing w:after="240" w:before="0" w:beforeAutospacing="0" w:lineRule="auto"/>
+        <w:ind w:left="720" w:hanging="360"/>
+        <w:rPr>
+          <w:rFonts w:ascii="Manrope" w:cs="Manrope" w:eastAsia="Manrope" w:hAnsi="Manrope"/>
+        </w:rPr>
+      </w:pPr>
+      <w:r>
+        <w:rPr>
+          <w:rFonts w:ascii="Manrope" w:cs="Manrope" w:eastAsia="Manrope" w:hAnsi="Manrope"/>
+          <w:rtl w:val="0"/>
+        </w:rPr>
+        <w:t xml:space="preserve">19:30: Cena en Sarandë</w:t>
+      </w:r>
+    </w:p>
+    <w:p>
+      <w:pPr>
+        <w:spacing w:after="240" w:before="240" w:lineRule="auto"/>
+        <w:rPr>
+          <w:rFonts w:ascii="Manrope" w:cs="Manrope" w:eastAsia="Manrope" w:hAnsi="Manrope"/>
+        </w:rPr>
+      </w:pPr>
+      <w:r>
+        <w:rPr>
+          <w:rtl w:val="0"/>
+        </w:rPr>
       </w:r>
     </w:p>
     <w:p>
@@ -786,7 +1782,250 @@
           <w:rFonts w:ascii="Manrope" w:cs="Manrope" w:eastAsia="Manrope" w:hAnsi="Manrope"/>
           <w:rtl w:val="0"/>
         </w:rPr>
-        <w:t xml:space="preserve">El día 9: tour de Butrint y Ksamil, la mañana en las ruinas, la tarde en las aguas turquesas. El día 10: playa libre. La bahía de Sarandë tiene arena y aguas tranquilas. Los adolescentes que se aburren de la playa tienen kayak y paddleboard disponibles en el hotel.</w:t>
+        <w:t xml:space="preserve">Butrint tiene 2,500 años de historia griega, romana, bizantina y veneciana en el mismo parque nacional. Las Islas Ksamil tienen el agua más turquesa del Adriático a veinte minutos en bote. La combinación de los dos en un solo día es el plan más completo de la Riviera — y el que más aparece en los álbumes de familia diez años después.</w:t>
+      </w:r>
+    </w:p>
+    <w:p>
+      <w:pPr>
+        <w:spacing w:after="240" w:before="240" w:lineRule="auto"/>
+        <w:rPr>
+          <w:rFonts w:ascii="Manrope" w:cs="Manrope" w:eastAsia="Manrope" w:hAnsi="Manrope"/>
+        </w:rPr>
+      </w:pPr>
+      <w:r>
+        <w:rPr>
+          <w:rFonts w:ascii="Manrope" w:cs="Manrope" w:eastAsia="Manrope" w:hAnsi="Manrope"/>
+          <w:rtl w:val="0"/>
+        </w:rPr>
+        <w:t xml:space="preserve">Día 9:</w:t>
+      </w:r>
+    </w:p>
+    <w:p>
+      <w:pPr>
+        <w:numPr>
+          <w:ilvl w:val="0"/>
+          <w:numId w:val="7"/>
+        </w:numPr>
+        <w:spacing w:after="0" w:afterAutospacing="0" w:before="240" w:lineRule="auto"/>
+        <w:ind w:left="720" w:hanging="360"/>
+        <w:rPr>
+          <w:rFonts w:ascii="Manrope" w:cs="Manrope" w:eastAsia="Manrope" w:hAnsi="Manrope"/>
+        </w:rPr>
+      </w:pPr>
+      <w:r>
+        <w:rPr>
+          <w:rFonts w:ascii="Manrope" w:cs="Manrope" w:eastAsia="Manrope" w:hAnsi="Manrope"/>
+          <w:rtl w:val="0"/>
+        </w:rPr>
+        <w:t xml:space="preserve">08:30: Salida para el tour de Butrint y Ksamil</w:t>
+      </w:r>
+    </w:p>
+    <w:p>
+      <w:pPr>
+        <w:numPr>
+          <w:ilvl w:val="0"/>
+          <w:numId w:val="7"/>
+        </w:numPr>
+        <w:spacing w:after="0" w:afterAutospacing="0" w:before="0" w:beforeAutospacing="0" w:lineRule="auto"/>
+        <w:ind w:left="720" w:hanging="360"/>
+        <w:rPr>
+          <w:rFonts w:ascii="Manrope" w:cs="Manrope" w:eastAsia="Manrope" w:hAnsi="Manrope"/>
+        </w:rPr>
+      </w:pPr>
+      <w:r>
+        <w:rPr>
+          <w:rFonts w:ascii="Manrope" w:cs="Manrope" w:eastAsia="Manrope" w:hAnsi="Manrope"/>
+          <w:rtl w:val="0"/>
+        </w:rPr>
+        <w:t xml:space="preserve">09:30: Ruinas de Butrint — teatro romano del siglo II, murallas venecianas, sendero con tortugas de agua (2 horas)</w:t>
+      </w:r>
+    </w:p>
+    <w:p>
+      <w:pPr>
+        <w:numPr>
+          <w:ilvl w:val="0"/>
+          <w:numId w:val="7"/>
+        </w:numPr>
+        <w:spacing w:after="0" w:afterAutospacing="0" w:before="0" w:beforeAutospacing="0" w:lineRule="auto"/>
+        <w:ind w:left="720" w:hanging="360"/>
+        <w:rPr>
+          <w:rFonts w:ascii="Manrope" w:cs="Manrope" w:eastAsia="Manrope" w:hAnsi="Manrope"/>
+        </w:rPr>
+      </w:pPr>
+      <w:r>
+        <w:rPr>
+          <w:rFonts w:ascii="Manrope" w:cs="Manrope" w:eastAsia="Manrope" w:hAnsi="Manrope"/>
+          <w:rtl w:val="0"/>
+        </w:rPr>
+        <w:t xml:space="preserve">12:00: Traslado a las Islas Ksamil en bote privado</w:t>
+      </w:r>
+    </w:p>
+    <w:p>
+      <w:pPr>
+        <w:numPr>
+          <w:ilvl w:val="0"/>
+          <w:numId w:val="7"/>
+        </w:numPr>
+        <w:spacing w:after="0" w:afterAutospacing="0" w:before="0" w:beforeAutospacing="0" w:lineRule="auto"/>
+        <w:ind w:left="720" w:hanging="360"/>
+        <w:rPr>
+          <w:rFonts w:ascii="Manrope" w:cs="Manrope" w:eastAsia="Manrope" w:hAnsi="Manrope"/>
+        </w:rPr>
+      </w:pPr>
+      <w:r>
+        <w:rPr>
+          <w:rFonts w:ascii="Manrope" w:cs="Manrope" w:eastAsia="Manrope" w:hAnsi="Manrope"/>
+          <w:rtl w:val="0"/>
+        </w:rPr>
+        <w:t xml:space="preserve">13:00: Almuerzo en la playa de Ksamil</w:t>
+      </w:r>
+    </w:p>
+    <w:p>
+      <w:pPr>
+        <w:numPr>
+          <w:ilvl w:val="0"/>
+          <w:numId w:val="7"/>
+        </w:numPr>
+        <w:spacing w:after="0" w:afterAutospacing="0" w:before="0" w:beforeAutospacing="0" w:lineRule="auto"/>
+        <w:ind w:left="720" w:hanging="360"/>
+        <w:rPr>
+          <w:rFonts w:ascii="Manrope" w:cs="Manrope" w:eastAsia="Manrope" w:hAnsi="Manrope"/>
+        </w:rPr>
+      </w:pPr>
+      <w:r>
+        <w:rPr>
+          <w:rFonts w:ascii="Manrope" w:cs="Manrope" w:eastAsia="Manrope" w:hAnsi="Manrope"/>
+          <w:rtl w:val="0"/>
+        </w:rPr>
+        <w:t xml:space="preserve">15:00: Tarde de snorkel en aguas turquesas</w:t>
+      </w:r>
+    </w:p>
+    <w:p>
+      <w:pPr>
+        <w:numPr>
+          <w:ilvl w:val="0"/>
+          <w:numId w:val="7"/>
+        </w:numPr>
+        <w:spacing w:after="240" w:before="0" w:beforeAutospacing="0" w:lineRule="auto"/>
+        <w:ind w:left="720" w:hanging="360"/>
+        <w:rPr>
+          <w:rFonts w:ascii="Manrope" w:cs="Manrope" w:eastAsia="Manrope" w:hAnsi="Manrope"/>
+        </w:rPr>
+      </w:pPr>
+      <w:r>
+        <w:rPr>
+          <w:rFonts w:ascii="Manrope" w:cs="Manrope" w:eastAsia="Manrope" w:hAnsi="Manrope"/>
+          <w:rtl w:val="0"/>
+        </w:rPr>
+        <w:t xml:space="preserve">18:00: Regreso a Sarandë</w:t>
+      </w:r>
+    </w:p>
+    <w:p>
+      <w:pPr>
+        <w:spacing w:after="240" w:before="240" w:lineRule="auto"/>
+        <w:rPr>
+          <w:rFonts w:ascii="Manrope" w:cs="Manrope" w:eastAsia="Manrope" w:hAnsi="Manrope"/>
+        </w:rPr>
+      </w:pPr>
+      <w:r>
+        <w:rPr>
+          <w:rFonts w:ascii="Manrope" w:cs="Manrope" w:eastAsia="Manrope" w:hAnsi="Manrope"/>
+          <w:rtl w:val="0"/>
+        </w:rPr>
+        <w:t xml:space="preserve">Día 10:</w:t>
+      </w:r>
+    </w:p>
+    <w:p>
+      <w:pPr>
+        <w:numPr>
+          <w:ilvl w:val="0"/>
+          <w:numId w:val="14"/>
+        </w:numPr>
+        <w:spacing w:after="0" w:afterAutospacing="0" w:before="240" w:lineRule="auto"/>
+        <w:ind w:left="720" w:hanging="360"/>
+        <w:rPr>
+          <w:rFonts w:ascii="Manrope" w:cs="Manrope" w:eastAsia="Manrope" w:hAnsi="Manrope"/>
+        </w:rPr>
+      </w:pPr>
+      <w:r>
+        <w:rPr>
+          <w:rFonts w:ascii="Manrope" w:cs="Manrope" w:eastAsia="Manrope" w:hAnsi="Manrope"/>
+          <w:rtl w:val="0"/>
+        </w:rPr>
+        <w:t xml:space="preserve">09:00: Playa libre en la bahía de Sarandë</w:t>
+      </w:r>
+    </w:p>
+    <w:p>
+      <w:pPr>
+        <w:numPr>
+          <w:ilvl w:val="0"/>
+          <w:numId w:val="14"/>
+        </w:numPr>
+        <w:spacing w:after="0" w:afterAutospacing="0" w:before="0" w:beforeAutospacing="0" w:lineRule="auto"/>
+        <w:ind w:left="720" w:hanging="360"/>
+        <w:rPr>
+          <w:rFonts w:ascii="Manrope" w:cs="Manrope" w:eastAsia="Manrope" w:hAnsi="Manrope"/>
+        </w:rPr>
+      </w:pPr>
+      <w:r>
+        <w:rPr>
+          <w:rFonts w:ascii="Manrope" w:cs="Manrope" w:eastAsia="Manrope" w:hAnsi="Manrope"/>
+          <w:rtl w:val="0"/>
+        </w:rPr>
+        <w:t xml:space="preserve">13:00: Almuerzo en el paseo marítimo</w:t>
+      </w:r>
+    </w:p>
+    <w:p>
+      <w:pPr>
+        <w:numPr>
+          <w:ilvl w:val="0"/>
+          <w:numId w:val="14"/>
+        </w:numPr>
+        <w:spacing w:after="0" w:afterAutospacing="0" w:before="0" w:beforeAutospacing="0" w:lineRule="auto"/>
+        <w:ind w:left="720" w:hanging="360"/>
+        <w:rPr>
+          <w:rFonts w:ascii="Manrope" w:cs="Manrope" w:eastAsia="Manrope" w:hAnsi="Manrope"/>
+        </w:rPr>
+      </w:pPr>
+      <w:r>
+        <w:rPr>
+          <w:rFonts w:ascii="Manrope" w:cs="Manrope" w:eastAsia="Manrope" w:hAnsi="Manrope"/>
+          <w:rtl w:val="0"/>
+        </w:rPr>
+        <w:t xml:space="preserve">16:00: Paddleboard o kayak desde el hotel</w:t>
+      </w:r>
+    </w:p>
+    <w:p>
+      <w:pPr>
+        <w:numPr>
+          <w:ilvl w:val="0"/>
+          <w:numId w:val="14"/>
+        </w:numPr>
+        <w:spacing w:after="240" w:before="0" w:beforeAutospacing="0" w:lineRule="auto"/>
+        <w:ind w:left="720" w:hanging="360"/>
+        <w:rPr>
+          <w:rFonts w:ascii="Manrope" w:cs="Manrope" w:eastAsia="Manrope" w:hAnsi="Manrope"/>
+        </w:rPr>
+      </w:pPr>
+      <w:r>
+        <w:rPr>
+          <w:rFonts w:ascii="Manrope" w:cs="Manrope" w:eastAsia="Manrope" w:hAnsi="Manrope"/>
+          <w:rtl w:val="0"/>
+        </w:rPr>
+        <w:t xml:space="preserve">19:30: Cena libre</w:t>
+      </w:r>
+    </w:p>
+    <w:p>
+      <w:pPr>
+        <w:spacing w:after="240" w:before="240" w:lineRule="auto"/>
+        <w:rPr>
+          <w:rFonts w:ascii="Manrope" w:cs="Manrope" w:eastAsia="Manrope" w:hAnsi="Manrope"/>
+        </w:rPr>
+      </w:pPr>
+      <w:r>
+        <w:rPr>
+          <w:rtl w:val="0"/>
+        </w:rPr>
       </w:r>
     </w:p>
     <w:p>
@@ -811,7 +2050,257 @@
           <w:rFonts w:ascii="Manrope" w:cs="Manrope" w:eastAsia="Manrope" w:hAnsi="Manrope"/>
           <w:rtl w:val="0"/>
         </w:rPr>
-        <w:t xml:space="preserve">Day tour desde Sarandë. El día 11: Gjirokastra con el Castillo, el bazar y el Museo Etnográfico (la casa natal de Ismail Kadaré es parte del recorrido). El día 12: Blue Eye — la fuente kárstica azul que no se puede describir antes de verla.</w:t>
+        <w:t xml:space="preserve">Gjirokastra merece dos visitas: una para los tejados de pizarra y el Castillo, otra para el museo etnográfico y los callejones que el turismo todavía no ha descubierto. El Blue Eye al día siguiente es el tipo de lugar que no se puede describir antes de verlo — y que convierte a quien lo ve en alguien que intenta describirlo durante el resto del viaje</w:t>
+      </w:r>
+      <w:r>
+        <w:rPr>
+          <w:rFonts w:ascii="Manrope" w:cs="Manrope" w:eastAsia="Manrope" w:hAnsi="Manrope"/>
+          <w:rtl w:val="0"/>
+        </w:rPr>
+        <w:t xml:space="preserve">.</w:t>
+      </w:r>
+    </w:p>
+    <w:p>
+      <w:pPr>
+        <w:spacing w:after="240" w:before="240" w:lineRule="auto"/>
+        <w:rPr>
+          <w:rFonts w:ascii="Manrope" w:cs="Manrope" w:eastAsia="Manrope" w:hAnsi="Manrope"/>
+        </w:rPr>
+      </w:pPr>
+      <w:r>
+        <w:rPr>
+          <w:rFonts w:ascii="Manrope" w:cs="Manrope" w:eastAsia="Manrope" w:hAnsi="Manrope"/>
+          <w:rtl w:val="0"/>
+        </w:rPr>
+        <w:t xml:space="preserve">Día 11:</w:t>
+      </w:r>
+    </w:p>
+    <w:p>
+      <w:pPr>
+        <w:numPr>
+          <w:ilvl w:val="0"/>
+          <w:numId w:val="13"/>
+        </w:numPr>
+        <w:spacing w:after="0" w:afterAutospacing="0" w:before="240" w:lineRule="auto"/>
+        <w:ind w:left="720" w:hanging="360"/>
+        <w:rPr>
+          <w:rFonts w:ascii="Manrope" w:cs="Manrope" w:eastAsia="Manrope" w:hAnsi="Manrope"/>
+        </w:rPr>
+      </w:pPr>
+      <w:r>
+        <w:rPr>
+          <w:rFonts w:ascii="Manrope" w:cs="Manrope" w:eastAsia="Manrope" w:hAnsi="Manrope"/>
+          <w:rtl w:val="0"/>
+        </w:rPr>
+        <w:t xml:space="preserve">08:00: Salida para el day tour desde Sarandë</w:t>
+      </w:r>
+    </w:p>
+    <w:p>
+      <w:pPr>
+        <w:numPr>
+          <w:ilvl w:val="0"/>
+          <w:numId w:val="13"/>
+        </w:numPr>
+        <w:spacing w:after="0" w:afterAutospacing="0" w:before="0" w:beforeAutospacing="0" w:lineRule="auto"/>
+        <w:ind w:left="720" w:hanging="360"/>
+        <w:rPr>
+          <w:rFonts w:ascii="Manrope" w:cs="Manrope" w:eastAsia="Manrope" w:hAnsi="Manrope"/>
+        </w:rPr>
+      </w:pPr>
+      <w:r>
+        <w:rPr>
+          <w:rFonts w:ascii="Manrope" w:cs="Manrope" w:eastAsia="Manrope" w:hAnsi="Manrope"/>
+          <w:rtl w:val="0"/>
+        </w:rPr>
+        <w:t xml:space="preserve">10:00: Gjirokastra — Castillo, bazar histórico y Museo Etnográfico (casa natal de Ismail Kadaré)</w:t>
+      </w:r>
+    </w:p>
+    <w:p>
+      <w:pPr>
+        <w:numPr>
+          <w:ilvl w:val="0"/>
+          <w:numId w:val="13"/>
+        </w:numPr>
+        <w:spacing w:after="0" w:afterAutospacing="0" w:before="0" w:beforeAutospacing="0" w:lineRule="auto"/>
+        <w:ind w:left="720" w:hanging="360"/>
+        <w:rPr>
+          <w:rFonts w:ascii="Manrope" w:cs="Manrope" w:eastAsia="Manrope" w:hAnsi="Manrope"/>
+        </w:rPr>
+      </w:pPr>
+      <w:r>
+        <w:rPr>
+          <w:rFonts w:ascii="Manrope" w:cs="Manrope" w:eastAsia="Manrope" w:hAnsi="Manrope"/>
+          <w:rtl w:val="0"/>
+        </w:rPr>
+        <w:t xml:space="preserve">14:00: Almuerzo en Gjirokastra</w:t>
+      </w:r>
+    </w:p>
+    <w:p>
+      <w:pPr>
+        <w:numPr>
+          <w:ilvl w:val="0"/>
+          <w:numId w:val="13"/>
+        </w:numPr>
+        <w:spacing w:after="0" w:afterAutospacing="0" w:before="0" w:beforeAutospacing="0" w:lineRule="auto"/>
+        <w:ind w:left="720" w:hanging="360"/>
+        <w:rPr>
+          <w:rFonts w:ascii="Manrope" w:cs="Manrope" w:eastAsia="Manrope" w:hAnsi="Manrope"/>
+        </w:rPr>
+      </w:pPr>
+      <w:r>
+        <w:rPr>
+          <w:rFonts w:ascii="Manrope" w:cs="Manrope" w:eastAsia="Manrope" w:hAnsi="Manrope"/>
+          <w:rtl w:val="0"/>
+        </w:rPr>
+        <w:t xml:space="preserve">16:00: Regreso a Sarandë</w:t>
+      </w:r>
+    </w:p>
+    <w:p>
+      <w:pPr>
+        <w:numPr>
+          <w:ilvl w:val="0"/>
+          <w:numId w:val="13"/>
+        </w:numPr>
+        <w:spacing w:after="240" w:before="0" w:beforeAutospacing="0" w:lineRule="auto"/>
+        <w:ind w:left="720" w:hanging="360"/>
+        <w:rPr>
+          <w:rFonts w:ascii="Manrope" w:cs="Manrope" w:eastAsia="Manrope" w:hAnsi="Manrope"/>
+        </w:rPr>
+      </w:pPr>
+      <w:r>
+        <w:rPr>
+          <w:rFonts w:ascii="Manrope" w:cs="Manrope" w:eastAsia="Manrope" w:hAnsi="Manrope"/>
+          <w:rtl w:val="0"/>
+        </w:rPr>
+        <w:t xml:space="preserve">20:00: Cena en Sarandë</w:t>
+      </w:r>
+    </w:p>
+    <w:p>
+      <w:pPr>
+        <w:spacing w:after="240" w:before="240" w:lineRule="auto"/>
+        <w:rPr>
+          <w:rFonts w:ascii="Manrope" w:cs="Manrope" w:eastAsia="Manrope" w:hAnsi="Manrope"/>
+        </w:rPr>
+      </w:pPr>
+      <w:r>
+        <w:rPr>
+          <w:rFonts w:ascii="Manrope" w:cs="Manrope" w:eastAsia="Manrope" w:hAnsi="Manrope"/>
+          <w:rtl w:val="0"/>
+        </w:rPr>
+        <w:t xml:space="preserve">Día 12:</w:t>
+      </w:r>
+    </w:p>
+    <w:p>
+      <w:pPr>
+        <w:numPr>
+          <w:ilvl w:val="0"/>
+          <w:numId w:val="8"/>
+        </w:numPr>
+        <w:spacing w:after="0" w:afterAutospacing="0" w:before="240" w:lineRule="auto"/>
+        <w:ind w:left="720" w:hanging="360"/>
+        <w:rPr>
+          <w:rFonts w:ascii="Manrope" w:cs="Manrope" w:eastAsia="Manrope" w:hAnsi="Manrope"/>
+        </w:rPr>
+      </w:pPr>
+      <w:r>
+        <w:rPr>
+          <w:rFonts w:ascii="Manrope" w:cs="Manrope" w:eastAsia="Manrope" w:hAnsi="Manrope"/>
+          <w:rtl w:val="0"/>
+        </w:rPr>
+        <w:t xml:space="preserve">09:00: Salida hacia el Blue Eye (Syri i Kaltër) — 25 km al norte de Sarandë</w:t>
+      </w:r>
+    </w:p>
+    <w:p>
+      <w:pPr>
+        <w:numPr>
+          <w:ilvl w:val="0"/>
+          <w:numId w:val="8"/>
+        </w:numPr>
+        <w:spacing w:after="0" w:afterAutospacing="0" w:before="0" w:beforeAutospacing="0" w:lineRule="auto"/>
+        <w:ind w:left="720" w:hanging="360"/>
+        <w:rPr>
+          <w:rFonts w:ascii="Manrope" w:cs="Manrope" w:eastAsia="Manrope" w:hAnsi="Manrope"/>
+        </w:rPr>
+      </w:pPr>
+      <w:r>
+        <w:rPr>
+          <w:rFonts w:ascii="Manrope" w:cs="Manrope" w:eastAsia="Manrope" w:hAnsi="Manrope"/>
+          <w:rtl w:val="0"/>
+        </w:rPr>
+        <w:t xml:space="preserve">10:00: Blue Eye — manantial kárstico de 50 metros de profundidad (no hay palabras hasta verlo)</w:t>
+      </w:r>
+    </w:p>
+    <w:p>
+      <w:pPr>
+        <w:numPr>
+          <w:ilvl w:val="0"/>
+          <w:numId w:val="8"/>
+        </w:numPr>
+        <w:spacing w:after="0" w:afterAutospacing="0" w:before="0" w:beforeAutospacing="0" w:lineRule="auto"/>
+        <w:ind w:left="720" w:hanging="360"/>
+        <w:rPr>
+          <w:rFonts w:ascii="Manrope" w:cs="Manrope" w:eastAsia="Manrope" w:hAnsi="Manrope"/>
+        </w:rPr>
+      </w:pPr>
+      <w:r>
+        <w:rPr>
+          <w:rFonts w:ascii="Manrope" w:cs="Manrope" w:eastAsia="Manrope" w:hAnsi="Manrope"/>
+          <w:rtl w:val="0"/>
+        </w:rPr>
+        <w:t xml:space="preserve">12:00: Almuerzo en el camino de vuelta</w:t>
+      </w:r>
+    </w:p>
+    <w:p>
+      <w:pPr>
+        <w:numPr>
+          <w:ilvl w:val="0"/>
+          <w:numId w:val="8"/>
+        </w:numPr>
+        <w:spacing w:after="0" w:afterAutospacing="0" w:before="0" w:beforeAutospacing="0" w:lineRule="auto"/>
+        <w:ind w:left="720" w:hanging="360"/>
+        <w:rPr>
+          <w:rFonts w:ascii="Manrope" w:cs="Manrope" w:eastAsia="Manrope" w:hAnsi="Manrope"/>
+        </w:rPr>
+      </w:pPr>
+      <w:r>
+        <w:rPr>
+          <w:rFonts w:ascii="Manrope" w:cs="Manrope" w:eastAsia="Manrope" w:hAnsi="Manrope"/>
+          <w:rtl w:val="0"/>
+        </w:rPr>
+        <w:t xml:space="preserve">14:00: Tarde libre en la playa o el hotel</w:t>
+      </w:r>
+    </w:p>
+    <w:p>
+      <w:pPr>
+        <w:numPr>
+          <w:ilvl w:val="0"/>
+          <w:numId w:val="8"/>
+        </w:numPr>
+        <w:spacing w:after="240" w:before="0" w:beforeAutospacing="0" w:lineRule="auto"/>
+        <w:ind w:left="720" w:hanging="360"/>
+        <w:rPr>
+          <w:rFonts w:ascii="Manrope" w:cs="Manrope" w:eastAsia="Manrope" w:hAnsi="Manrope"/>
+        </w:rPr>
+      </w:pPr>
+      <w:r>
+        <w:rPr>
+          <w:rFonts w:ascii="Manrope" w:cs="Manrope" w:eastAsia="Manrope" w:hAnsi="Manrope"/>
+          <w:rtl w:val="0"/>
+        </w:rPr>
+        <w:t xml:space="preserve">19:30: Cena en Sarandë</w:t>
+      </w:r>
+    </w:p>
+    <w:p>
+      <w:pPr>
+        <w:spacing w:after="240" w:before="240" w:lineRule="auto"/>
+        <w:rPr>
+          <w:rFonts w:ascii="Manrope" w:cs="Manrope" w:eastAsia="Manrope" w:hAnsi="Manrope"/>
+        </w:rPr>
+      </w:pPr>
+      <w:r>
+        <w:rPr>
+          <w:rtl w:val="0"/>
+        </w:rPr>
       </w:r>
     </w:p>
     <w:p>
@@ -836,7 +2325,230 @@
           <w:rFonts w:ascii="Manrope" w:cs="Manrope" w:eastAsia="Manrope" w:hAnsi="Manrope"/>
           <w:rtl w:val="0"/>
         </w:rPr>
-        <w:t xml:space="preserve">Check-in en Hotel Apollon para los dos días finales. Una excursión opcional a la isla griega de Corfú en ferry (45 minutos, €20 EUR ida y vuelta). El último día: paseo por el lungomare de Sarandë, compras en el mercado local y cena de despedida en alguno de los restaurantes de mariscos del paseo marítimo.</w:t>
+        <w:t xml:space="preserve">Los últimos días en Sarandë tienen el ritmo que debería tener todo cierre de viaje: sin agenda fija, con el mar cerca y la lista de "lo que me quedó pendiente" como única estructura. Corfú está a 45 minutos en ferry para quien quiera un último desvío. El lungomare de Sarandë para quien prefiera que el viaje se despida despacio.</w:t>
+      </w:r>
+    </w:p>
+    <w:p>
+      <w:pPr>
+        <w:spacing w:after="240" w:before="240" w:lineRule="auto"/>
+        <w:rPr>
+          <w:rFonts w:ascii="Manrope" w:cs="Manrope" w:eastAsia="Manrope" w:hAnsi="Manrope"/>
+        </w:rPr>
+      </w:pPr>
+      <w:r>
+        <w:rPr>
+          <w:rFonts w:ascii="Manrope" w:cs="Manrope" w:eastAsia="Manrope" w:hAnsi="Manrope"/>
+          <w:rtl w:val="0"/>
+        </w:rPr>
+        <w:t xml:space="preserve">Día 13:</w:t>
+      </w:r>
+    </w:p>
+    <w:p>
+      <w:pPr>
+        <w:numPr>
+          <w:ilvl w:val="0"/>
+          <w:numId w:val="1"/>
+        </w:numPr>
+        <w:spacing w:after="0" w:afterAutospacing="0" w:before="240" w:lineRule="auto"/>
+        <w:ind w:left="720" w:hanging="360"/>
+        <w:rPr>
+          <w:rFonts w:ascii="Manrope" w:cs="Manrope" w:eastAsia="Manrope" w:hAnsi="Manrope"/>
+        </w:rPr>
+      </w:pPr>
+      <w:r>
+        <w:rPr>
+          <w:rFonts w:ascii="Manrope" w:cs="Manrope" w:eastAsia="Manrope" w:hAnsi="Manrope"/>
+          <w:rtl w:val="0"/>
+        </w:rPr>
+        <w:t xml:space="preserve">09:30: Check-in en Hotel Apollon (cambio de hotel para los días finales en el centro)</w:t>
+      </w:r>
+    </w:p>
+    <w:p>
+      <w:pPr>
+        <w:numPr>
+          <w:ilvl w:val="0"/>
+          <w:numId w:val="1"/>
+        </w:numPr>
+        <w:spacing w:after="0" w:afterAutospacing="0" w:before="0" w:beforeAutospacing="0" w:lineRule="auto"/>
+        <w:ind w:left="720" w:hanging="360"/>
+        <w:rPr>
+          <w:rFonts w:ascii="Manrope" w:cs="Manrope" w:eastAsia="Manrope" w:hAnsi="Manrope"/>
+        </w:rPr>
+      </w:pPr>
+      <w:r>
+        <w:rPr>
+          <w:rFonts w:ascii="Manrope" w:cs="Manrope" w:eastAsia="Manrope" w:hAnsi="Manrope"/>
+          <w:rtl w:val="0"/>
+        </w:rPr>
+        <w:t xml:space="preserve">11:00: Excursión opcional a Corfú en ferry (45 min, €20 EUR ida y vuelta) — mañana en la isla griega</w:t>
+      </w:r>
+    </w:p>
+    <w:p>
+      <w:pPr>
+        <w:numPr>
+          <w:ilvl w:val="0"/>
+          <w:numId w:val="1"/>
+        </w:numPr>
+        <w:spacing w:after="0" w:afterAutospacing="0" w:before="0" w:beforeAutospacing="0" w:lineRule="auto"/>
+        <w:ind w:left="720" w:hanging="360"/>
+        <w:rPr>
+          <w:rFonts w:ascii="Manrope" w:cs="Manrope" w:eastAsia="Manrope" w:hAnsi="Manrope"/>
+        </w:rPr>
+      </w:pPr>
+      <w:r>
+        <w:rPr>
+          <w:rFonts w:ascii="Manrope" w:cs="Manrope" w:eastAsia="Manrope" w:hAnsi="Manrope"/>
+          <w:rtl w:val="0"/>
+        </w:rPr>
+        <w:t xml:space="preserve">15:00: Ferry de regreso a Sarandë</w:t>
+      </w:r>
+    </w:p>
+    <w:p>
+      <w:pPr>
+        <w:numPr>
+          <w:ilvl w:val="0"/>
+          <w:numId w:val="1"/>
+        </w:numPr>
+        <w:spacing w:after="0" w:afterAutospacing="0" w:before="0" w:beforeAutospacing="0" w:lineRule="auto"/>
+        <w:ind w:left="720" w:hanging="360"/>
+        <w:rPr>
+          <w:rFonts w:ascii="Manrope" w:cs="Manrope" w:eastAsia="Manrope" w:hAnsi="Manrope"/>
+        </w:rPr>
+      </w:pPr>
+      <w:r>
+        <w:rPr>
+          <w:rFonts w:ascii="Manrope" w:cs="Manrope" w:eastAsia="Manrope" w:hAnsi="Manrope"/>
+          <w:rtl w:val="0"/>
+        </w:rPr>
+        <w:t xml:space="preserve">17:00: Paseo por el lungomare de Sarandë</w:t>
+      </w:r>
+    </w:p>
+    <w:p>
+      <w:pPr>
+        <w:numPr>
+          <w:ilvl w:val="0"/>
+          <w:numId w:val="1"/>
+        </w:numPr>
+        <w:spacing w:after="240" w:before="0" w:beforeAutospacing="0" w:lineRule="auto"/>
+        <w:ind w:left="720" w:hanging="360"/>
+        <w:rPr>
+          <w:rFonts w:ascii="Manrope" w:cs="Manrope" w:eastAsia="Manrope" w:hAnsi="Manrope"/>
+        </w:rPr>
+      </w:pPr>
+      <w:r>
+        <w:rPr>
+          <w:rFonts w:ascii="Manrope" w:cs="Manrope" w:eastAsia="Manrope" w:hAnsi="Manrope"/>
+          <w:rtl w:val="0"/>
+        </w:rPr>
+        <w:t xml:space="preserve">20:00: Cena de despedida en restaurante de mariscos del paseo marítimo</w:t>
+      </w:r>
+    </w:p>
+    <w:p>
+      <w:pPr>
+        <w:spacing w:after="240" w:before="240" w:lineRule="auto"/>
+        <w:rPr>
+          <w:rFonts w:ascii="Manrope" w:cs="Manrope" w:eastAsia="Manrope" w:hAnsi="Manrope"/>
+        </w:rPr>
+      </w:pPr>
+      <w:r>
+        <w:rPr>
+          <w:rFonts w:ascii="Manrope" w:cs="Manrope" w:eastAsia="Manrope" w:hAnsi="Manrope"/>
+          <w:rtl w:val="0"/>
+        </w:rPr>
+        <w:t xml:space="preserve">Día 14:</w:t>
+      </w:r>
+    </w:p>
+    <w:p>
+      <w:pPr>
+        <w:numPr>
+          <w:ilvl w:val="0"/>
+          <w:numId w:val="3"/>
+        </w:numPr>
+        <w:spacing w:after="0" w:afterAutospacing="0" w:before="240" w:lineRule="auto"/>
+        <w:ind w:left="720" w:hanging="360"/>
+        <w:rPr>
+          <w:rFonts w:ascii="Manrope" w:cs="Manrope" w:eastAsia="Manrope" w:hAnsi="Manrope"/>
+        </w:rPr>
+      </w:pPr>
+      <w:r>
+        <w:rPr>
+          <w:rFonts w:ascii="Manrope" w:cs="Manrope" w:eastAsia="Manrope" w:hAnsi="Manrope"/>
+          <w:rtl w:val="0"/>
+        </w:rPr>
+        <w:t xml:space="preserve">09:00: Desayuno largo en el hotel</w:t>
+      </w:r>
+    </w:p>
+    <w:p>
+      <w:pPr>
+        <w:numPr>
+          <w:ilvl w:val="0"/>
+          <w:numId w:val="3"/>
+        </w:numPr>
+        <w:spacing w:after="0" w:afterAutospacing="0" w:before="0" w:beforeAutospacing="0" w:lineRule="auto"/>
+        <w:ind w:left="720" w:hanging="360"/>
+        <w:rPr>
+          <w:rFonts w:ascii="Manrope" w:cs="Manrope" w:eastAsia="Manrope" w:hAnsi="Manrope"/>
+        </w:rPr>
+      </w:pPr>
+      <w:r>
+        <w:rPr>
+          <w:rFonts w:ascii="Manrope" w:cs="Manrope" w:eastAsia="Manrope" w:hAnsi="Manrope"/>
+          <w:rtl w:val="0"/>
+        </w:rPr>
+        <w:t xml:space="preserve">10:30: Mercado local — últimas compras</w:t>
+      </w:r>
+    </w:p>
+    <w:p>
+      <w:pPr>
+        <w:numPr>
+          <w:ilvl w:val="0"/>
+          <w:numId w:val="3"/>
+        </w:numPr>
+        <w:spacing w:after="0" w:afterAutospacing="0" w:before="0" w:beforeAutospacing="0" w:lineRule="auto"/>
+        <w:ind w:left="720" w:hanging="360"/>
+        <w:rPr>
+          <w:rFonts w:ascii="Manrope" w:cs="Manrope" w:eastAsia="Manrope" w:hAnsi="Manrope"/>
+        </w:rPr>
+      </w:pPr>
+      <w:r>
+        <w:rPr>
+          <w:rFonts w:ascii="Manrope" w:cs="Manrope" w:eastAsia="Manrope" w:hAnsi="Manrope"/>
+          <w:rtl w:val="0"/>
+        </w:rPr>
+        <w:t xml:space="preserve">13:00: Almuerzo final de mariscos en el puerto</w:t>
+      </w:r>
+    </w:p>
+    <w:p>
+      <w:pPr>
+        <w:numPr>
+          <w:ilvl w:val="0"/>
+          <w:numId w:val="3"/>
+        </w:numPr>
+        <w:spacing w:after="240" w:before="0" w:beforeAutospacing="0" w:lineRule="auto"/>
+        <w:ind w:left="720" w:hanging="360"/>
+        <w:rPr>
+          <w:rFonts w:ascii="Manrope" w:cs="Manrope" w:eastAsia="Manrope" w:hAnsi="Manrope"/>
+        </w:rPr>
+      </w:pPr>
+      <w:r>
+        <w:rPr>
+          <w:rFonts w:ascii="Manrope" w:cs="Manrope" w:eastAsia="Manrope" w:hAnsi="Manrope"/>
+          <w:rtl w:val="0"/>
+        </w:rPr>
+        <w:t xml:space="preserve">15:00: Transfer al aeropuerto de Tirana (Berat–Sarandë: €80–100 EUR en furgoneta privada, ~3.5 horas) o vuelo doméstico desde Sarandë si está disponible</w:t>
+      </w:r>
+    </w:p>
+    <w:p>
+      <w:pPr>
+        <w:spacing w:after="240" w:before="240" w:lineRule="auto"/>
+        <w:rPr>
+          <w:rFonts w:ascii="Manrope" w:cs="Manrope" w:eastAsia="Manrope" w:hAnsi="Manrope"/>
+        </w:rPr>
+      </w:pPr>
+      <w:r>
+        <w:rPr>
+          <w:rtl w:val="0"/>
+        </w:rPr>
       </w:r>
     </w:p>
     <w:p>
@@ -995,7 +2707,1590 @@
 </file>
 
 <file path=word/numbering.xml><?xml version="1.0" encoding="utf-8"?>
-<w:numbering xmlns:mc="http://schemas.openxmlformats.org/markup-compatibility/2006" xmlns:o="urn:schemas-microsoft-com:office:office" xmlns:r="http://schemas.openxmlformats.org/officeDocument/2006/relationships" xmlns:m="http://schemas.openxmlformats.org/officeDocument/2006/math" xmlns:v="urn:schemas-microsoft-com:vml" xmlns:wp="http://schemas.openxmlformats.org/drawingml/2006/wordprocessingDrawing" xmlns:w10="urn:schemas-microsoft-com:office:word" xmlns:w="http://schemas.openxmlformats.org/wordprocessingml/2006/main" xmlns:wne="http://schemas.microsoft.com/office/word/2006/wordml" xmlns:sl="http://schemas.openxmlformats.org/schemaLibrary/2006/main" xmlns:a="http://schemas.openxmlformats.org/drawingml/2006/main" xmlns:pic="http://schemas.openxmlformats.org/drawingml/2006/picture" xmlns:c="http://schemas.openxmlformats.org/drawingml/2006/chart" xmlns:lc="http://schemas.openxmlformats.org/drawingml/2006/lockedCanvas" xmlns:dgm="http://schemas.openxmlformats.org/drawingml/2006/diagram" xmlns:wps="http://schemas.microsoft.com/office/word/2010/wordprocessingShape" xmlns:wpg="http://schemas.microsoft.com/office/word/2010/wordprocessingGroup" xmlns:w14="http://schemas.microsoft.com/office/word/2010/wordml" xmlns:w15="http://schemas.microsoft.com/office/word/2012/wordml" xmlns:w16="http://schemas.microsoft.com/office/word/2018/wordml" xmlns:w16cex="http://schemas.microsoft.com/office/word/2018/wordml/cex" xmlns:w16cid="http://schemas.microsoft.com/office/word/2016/wordml/cid" xmlns="http://schemas.microsoft.com/office/tasks/2019/documenttasks" xmlns:cr="http://schemas.microsoft.com/office/comments/2020/reactions"/>
+<w:numbering xmlns:mc="http://schemas.openxmlformats.org/markup-compatibility/2006" xmlns:o="urn:schemas-microsoft-com:office:office" xmlns:r="http://schemas.openxmlformats.org/officeDocument/2006/relationships" xmlns:m="http://schemas.openxmlformats.org/officeDocument/2006/math" xmlns:v="urn:schemas-microsoft-com:vml" xmlns:wp="http://schemas.openxmlformats.org/drawingml/2006/wordprocessingDrawing" xmlns:w10="urn:schemas-microsoft-com:office:word" xmlns:w="http://schemas.openxmlformats.org/wordprocessingml/2006/main" xmlns:wne="http://schemas.microsoft.com/office/word/2006/wordml" xmlns:sl="http://schemas.openxmlformats.org/schemaLibrary/2006/main" xmlns:a="http://schemas.openxmlformats.org/drawingml/2006/main" xmlns:pic="http://schemas.openxmlformats.org/drawingml/2006/picture" xmlns:c="http://schemas.openxmlformats.org/drawingml/2006/chart" xmlns:lc="http://schemas.openxmlformats.org/drawingml/2006/lockedCanvas" xmlns:dgm="http://schemas.openxmlformats.org/drawingml/2006/diagram" xmlns:wps="http://schemas.microsoft.com/office/word/2010/wordprocessingShape" xmlns:wpg="http://schemas.microsoft.com/office/word/2010/wordprocessingGroup" xmlns:w14="http://schemas.microsoft.com/office/word/2010/wordml" xmlns:w15="http://schemas.microsoft.com/office/word/2012/wordml" xmlns:w16="http://schemas.microsoft.com/office/word/2018/wordml" xmlns:w16cex="http://schemas.microsoft.com/office/word/2018/wordml/cex" xmlns:w16cid="http://schemas.microsoft.com/office/word/2016/wordml/cid" xmlns="http://schemas.microsoft.com/office/tasks/2019/documenttasks" xmlns:cr="http://schemas.microsoft.com/office/comments/2020/reactions">
+  <w:abstractNum w:abstractNumId="1">
+    <w:lvl w:ilvl="0">
+      <w:start w:val="1"/>
+      <w:numFmt w:val="bullet"/>
+      <w:lvlText w:val="●"/>
+      <w:lvlJc w:val="left"/>
+      <w:pPr>
+        <w:ind w:left="720" w:hanging="360"/>
+      </w:pPr>
+      <w:rPr>
+        <w:u w:val="none"/>
+      </w:rPr>
+    </w:lvl>
+    <w:lvl w:ilvl="1">
+      <w:start w:val="1"/>
+      <w:numFmt w:val="bullet"/>
+      <w:lvlText w:val="○"/>
+      <w:lvlJc w:val="left"/>
+      <w:pPr>
+        <w:ind w:left="1440" w:hanging="360"/>
+      </w:pPr>
+      <w:rPr>
+        <w:u w:val="none"/>
+      </w:rPr>
+    </w:lvl>
+    <w:lvl w:ilvl="2">
+      <w:start w:val="1"/>
+      <w:numFmt w:val="bullet"/>
+      <w:lvlText w:val="■"/>
+      <w:lvlJc w:val="left"/>
+      <w:pPr>
+        <w:ind w:left="2160" w:hanging="360"/>
+      </w:pPr>
+      <w:rPr>
+        <w:u w:val="none"/>
+      </w:rPr>
+    </w:lvl>
+    <w:lvl w:ilvl="3">
+      <w:start w:val="1"/>
+      <w:numFmt w:val="bullet"/>
+      <w:lvlText w:val="●"/>
+      <w:lvlJc w:val="left"/>
+      <w:pPr>
+        <w:ind w:left="2880" w:hanging="360"/>
+      </w:pPr>
+      <w:rPr>
+        <w:u w:val="none"/>
+      </w:rPr>
+    </w:lvl>
+    <w:lvl w:ilvl="4">
+      <w:start w:val="1"/>
+      <w:numFmt w:val="bullet"/>
+      <w:lvlText w:val="○"/>
+      <w:lvlJc w:val="left"/>
+      <w:pPr>
+        <w:ind w:left="3600" w:hanging="360"/>
+      </w:pPr>
+      <w:rPr>
+        <w:u w:val="none"/>
+      </w:rPr>
+    </w:lvl>
+    <w:lvl w:ilvl="5">
+      <w:start w:val="1"/>
+      <w:numFmt w:val="bullet"/>
+      <w:lvlText w:val="■"/>
+      <w:lvlJc w:val="left"/>
+      <w:pPr>
+        <w:ind w:left="4320" w:hanging="360"/>
+      </w:pPr>
+      <w:rPr>
+        <w:u w:val="none"/>
+      </w:rPr>
+    </w:lvl>
+    <w:lvl w:ilvl="6">
+      <w:start w:val="1"/>
+      <w:numFmt w:val="bullet"/>
+      <w:lvlText w:val="●"/>
+      <w:lvlJc w:val="left"/>
+      <w:pPr>
+        <w:ind w:left="5040" w:hanging="360"/>
+      </w:pPr>
+      <w:rPr>
+        <w:u w:val="none"/>
+      </w:rPr>
+    </w:lvl>
+    <w:lvl w:ilvl="7">
+      <w:start w:val="1"/>
+      <w:numFmt w:val="bullet"/>
+      <w:lvlText w:val="○"/>
+      <w:lvlJc w:val="left"/>
+      <w:pPr>
+        <w:ind w:left="5760" w:hanging="360"/>
+      </w:pPr>
+      <w:rPr>
+        <w:u w:val="none"/>
+      </w:rPr>
+    </w:lvl>
+    <w:lvl w:ilvl="8">
+      <w:start w:val="1"/>
+      <w:numFmt w:val="bullet"/>
+      <w:lvlText w:val="■"/>
+      <w:lvlJc w:val="left"/>
+      <w:pPr>
+        <w:ind w:left="6480" w:hanging="360"/>
+      </w:pPr>
+      <w:rPr>
+        <w:u w:val="none"/>
+      </w:rPr>
+    </w:lvl>
+  </w:abstractNum>
+  <w:abstractNum w:abstractNumId="2">
+    <w:lvl w:ilvl="0">
+      <w:start w:val="1"/>
+      <w:numFmt w:val="bullet"/>
+      <w:lvlText w:val="●"/>
+      <w:lvlJc w:val="left"/>
+      <w:pPr>
+        <w:ind w:left="720" w:hanging="360"/>
+      </w:pPr>
+      <w:rPr>
+        <w:u w:val="none"/>
+      </w:rPr>
+    </w:lvl>
+    <w:lvl w:ilvl="1">
+      <w:start w:val="1"/>
+      <w:numFmt w:val="bullet"/>
+      <w:lvlText w:val="○"/>
+      <w:lvlJc w:val="left"/>
+      <w:pPr>
+        <w:ind w:left="1440" w:hanging="360"/>
+      </w:pPr>
+      <w:rPr>
+        <w:u w:val="none"/>
+      </w:rPr>
+    </w:lvl>
+    <w:lvl w:ilvl="2">
+      <w:start w:val="1"/>
+      <w:numFmt w:val="bullet"/>
+      <w:lvlText w:val="■"/>
+      <w:lvlJc w:val="left"/>
+      <w:pPr>
+        <w:ind w:left="2160" w:hanging="360"/>
+      </w:pPr>
+      <w:rPr>
+        <w:u w:val="none"/>
+      </w:rPr>
+    </w:lvl>
+    <w:lvl w:ilvl="3">
+      <w:start w:val="1"/>
+      <w:numFmt w:val="bullet"/>
+      <w:lvlText w:val="●"/>
+      <w:lvlJc w:val="left"/>
+      <w:pPr>
+        <w:ind w:left="2880" w:hanging="360"/>
+      </w:pPr>
+      <w:rPr>
+        <w:u w:val="none"/>
+      </w:rPr>
+    </w:lvl>
+    <w:lvl w:ilvl="4">
+      <w:start w:val="1"/>
+      <w:numFmt w:val="bullet"/>
+      <w:lvlText w:val="○"/>
+      <w:lvlJc w:val="left"/>
+      <w:pPr>
+        <w:ind w:left="3600" w:hanging="360"/>
+      </w:pPr>
+      <w:rPr>
+        <w:u w:val="none"/>
+      </w:rPr>
+    </w:lvl>
+    <w:lvl w:ilvl="5">
+      <w:start w:val="1"/>
+      <w:numFmt w:val="bullet"/>
+      <w:lvlText w:val="■"/>
+      <w:lvlJc w:val="left"/>
+      <w:pPr>
+        <w:ind w:left="4320" w:hanging="360"/>
+      </w:pPr>
+      <w:rPr>
+        <w:u w:val="none"/>
+      </w:rPr>
+    </w:lvl>
+    <w:lvl w:ilvl="6">
+      <w:start w:val="1"/>
+      <w:numFmt w:val="bullet"/>
+      <w:lvlText w:val="●"/>
+      <w:lvlJc w:val="left"/>
+      <w:pPr>
+        <w:ind w:left="5040" w:hanging="360"/>
+      </w:pPr>
+      <w:rPr>
+        <w:u w:val="none"/>
+      </w:rPr>
+    </w:lvl>
+    <w:lvl w:ilvl="7">
+      <w:start w:val="1"/>
+      <w:numFmt w:val="bullet"/>
+      <w:lvlText w:val="○"/>
+      <w:lvlJc w:val="left"/>
+      <w:pPr>
+        <w:ind w:left="5760" w:hanging="360"/>
+      </w:pPr>
+      <w:rPr>
+        <w:u w:val="none"/>
+      </w:rPr>
+    </w:lvl>
+    <w:lvl w:ilvl="8">
+      <w:start w:val="1"/>
+      <w:numFmt w:val="bullet"/>
+      <w:lvlText w:val="■"/>
+      <w:lvlJc w:val="left"/>
+      <w:pPr>
+        <w:ind w:left="6480" w:hanging="360"/>
+      </w:pPr>
+      <w:rPr>
+        <w:u w:val="none"/>
+      </w:rPr>
+    </w:lvl>
+  </w:abstractNum>
+  <w:abstractNum w:abstractNumId="3">
+    <w:lvl w:ilvl="0">
+      <w:start w:val="1"/>
+      <w:numFmt w:val="bullet"/>
+      <w:lvlText w:val="●"/>
+      <w:lvlJc w:val="left"/>
+      <w:pPr>
+        <w:ind w:left="720" w:hanging="360"/>
+      </w:pPr>
+      <w:rPr>
+        <w:u w:val="none"/>
+      </w:rPr>
+    </w:lvl>
+    <w:lvl w:ilvl="1">
+      <w:start w:val="1"/>
+      <w:numFmt w:val="bullet"/>
+      <w:lvlText w:val="○"/>
+      <w:lvlJc w:val="left"/>
+      <w:pPr>
+        <w:ind w:left="1440" w:hanging="360"/>
+      </w:pPr>
+      <w:rPr>
+        <w:u w:val="none"/>
+      </w:rPr>
+    </w:lvl>
+    <w:lvl w:ilvl="2">
+      <w:start w:val="1"/>
+      <w:numFmt w:val="bullet"/>
+      <w:lvlText w:val="■"/>
+      <w:lvlJc w:val="left"/>
+      <w:pPr>
+        <w:ind w:left="2160" w:hanging="360"/>
+      </w:pPr>
+      <w:rPr>
+        <w:u w:val="none"/>
+      </w:rPr>
+    </w:lvl>
+    <w:lvl w:ilvl="3">
+      <w:start w:val="1"/>
+      <w:numFmt w:val="bullet"/>
+      <w:lvlText w:val="●"/>
+      <w:lvlJc w:val="left"/>
+      <w:pPr>
+        <w:ind w:left="2880" w:hanging="360"/>
+      </w:pPr>
+      <w:rPr>
+        <w:u w:val="none"/>
+      </w:rPr>
+    </w:lvl>
+    <w:lvl w:ilvl="4">
+      <w:start w:val="1"/>
+      <w:numFmt w:val="bullet"/>
+      <w:lvlText w:val="○"/>
+      <w:lvlJc w:val="left"/>
+      <w:pPr>
+        <w:ind w:left="3600" w:hanging="360"/>
+      </w:pPr>
+      <w:rPr>
+        <w:u w:val="none"/>
+      </w:rPr>
+    </w:lvl>
+    <w:lvl w:ilvl="5">
+      <w:start w:val="1"/>
+      <w:numFmt w:val="bullet"/>
+      <w:lvlText w:val="■"/>
+      <w:lvlJc w:val="left"/>
+      <w:pPr>
+        <w:ind w:left="4320" w:hanging="360"/>
+      </w:pPr>
+      <w:rPr>
+        <w:u w:val="none"/>
+      </w:rPr>
+    </w:lvl>
+    <w:lvl w:ilvl="6">
+      <w:start w:val="1"/>
+      <w:numFmt w:val="bullet"/>
+      <w:lvlText w:val="●"/>
+      <w:lvlJc w:val="left"/>
+      <w:pPr>
+        <w:ind w:left="5040" w:hanging="360"/>
+      </w:pPr>
+      <w:rPr>
+        <w:u w:val="none"/>
+      </w:rPr>
+    </w:lvl>
+    <w:lvl w:ilvl="7">
+      <w:start w:val="1"/>
+      <w:numFmt w:val="bullet"/>
+      <w:lvlText w:val="○"/>
+      <w:lvlJc w:val="left"/>
+      <w:pPr>
+        <w:ind w:left="5760" w:hanging="360"/>
+      </w:pPr>
+      <w:rPr>
+        <w:u w:val="none"/>
+      </w:rPr>
+    </w:lvl>
+    <w:lvl w:ilvl="8">
+      <w:start w:val="1"/>
+      <w:numFmt w:val="bullet"/>
+      <w:lvlText w:val="■"/>
+      <w:lvlJc w:val="left"/>
+      <w:pPr>
+        <w:ind w:left="6480" w:hanging="360"/>
+      </w:pPr>
+      <w:rPr>
+        <w:u w:val="none"/>
+      </w:rPr>
+    </w:lvl>
+  </w:abstractNum>
+  <w:abstractNum w:abstractNumId="4">
+    <w:lvl w:ilvl="0">
+      <w:start w:val="1"/>
+      <w:numFmt w:val="bullet"/>
+      <w:lvlText w:val="●"/>
+      <w:lvlJc w:val="left"/>
+      <w:pPr>
+        <w:ind w:left="720" w:hanging="360"/>
+      </w:pPr>
+      <w:rPr>
+        <w:u w:val="none"/>
+      </w:rPr>
+    </w:lvl>
+    <w:lvl w:ilvl="1">
+      <w:start w:val="1"/>
+      <w:numFmt w:val="bullet"/>
+      <w:lvlText w:val="○"/>
+      <w:lvlJc w:val="left"/>
+      <w:pPr>
+        <w:ind w:left="1440" w:hanging="360"/>
+      </w:pPr>
+      <w:rPr>
+        <w:u w:val="none"/>
+      </w:rPr>
+    </w:lvl>
+    <w:lvl w:ilvl="2">
+      <w:start w:val="1"/>
+      <w:numFmt w:val="bullet"/>
+      <w:lvlText w:val="■"/>
+      <w:lvlJc w:val="left"/>
+      <w:pPr>
+        <w:ind w:left="2160" w:hanging="360"/>
+      </w:pPr>
+      <w:rPr>
+        <w:u w:val="none"/>
+      </w:rPr>
+    </w:lvl>
+    <w:lvl w:ilvl="3">
+      <w:start w:val="1"/>
+      <w:numFmt w:val="bullet"/>
+      <w:lvlText w:val="●"/>
+      <w:lvlJc w:val="left"/>
+      <w:pPr>
+        <w:ind w:left="2880" w:hanging="360"/>
+      </w:pPr>
+      <w:rPr>
+        <w:u w:val="none"/>
+      </w:rPr>
+    </w:lvl>
+    <w:lvl w:ilvl="4">
+      <w:start w:val="1"/>
+      <w:numFmt w:val="bullet"/>
+      <w:lvlText w:val="○"/>
+      <w:lvlJc w:val="left"/>
+      <w:pPr>
+        <w:ind w:left="3600" w:hanging="360"/>
+      </w:pPr>
+      <w:rPr>
+        <w:u w:val="none"/>
+      </w:rPr>
+    </w:lvl>
+    <w:lvl w:ilvl="5">
+      <w:start w:val="1"/>
+      <w:numFmt w:val="bullet"/>
+      <w:lvlText w:val="■"/>
+      <w:lvlJc w:val="left"/>
+      <w:pPr>
+        <w:ind w:left="4320" w:hanging="360"/>
+      </w:pPr>
+      <w:rPr>
+        <w:u w:val="none"/>
+      </w:rPr>
+    </w:lvl>
+    <w:lvl w:ilvl="6">
+      <w:start w:val="1"/>
+      <w:numFmt w:val="bullet"/>
+      <w:lvlText w:val="●"/>
+      <w:lvlJc w:val="left"/>
+      <w:pPr>
+        <w:ind w:left="5040" w:hanging="360"/>
+      </w:pPr>
+      <w:rPr>
+        <w:u w:val="none"/>
+      </w:rPr>
+    </w:lvl>
+    <w:lvl w:ilvl="7">
+      <w:start w:val="1"/>
+      <w:numFmt w:val="bullet"/>
+      <w:lvlText w:val="○"/>
+      <w:lvlJc w:val="left"/>
+      <w:pPr>
+        <w:ind w:left="5760" w:hanging="360"/>
+      </w:pPr>
+      <w:rPr>
+        <w:u w:val="none"/>
+      </w:rPr>
+    </w:lvl>
+    <w:lvl w:ilvl="8">
+      <w:start w:val="1"/>
+      <w:numFmt w:val="bullet"/>
+      <w:lvlText w:val="■"/>
+      <w:lvlJc w:val="left"/>
+      <w:pPr>
+        <w:ind w:left="6480" w:hanging="360"/>
+      </w:pPr>
+      <w:rPr>
+        <w:u w:val="none"/>
+      </w:rPr>
+    </w:lvl>
+  </w:abstractNum>
+  <w:abstractNum w:abstractNumId="5">
+    <w:lvl w:ilvl="0">
+      <w:start w:val="1"/>
+      <w:numFmt w:val="bullet"/>
+      <w:lvlText w:val="●"/>
+      <w:lvlJc w:val="left"/>
+      <w:pPr>
+        <w:ind w:left="720" w:hanging="360"/>
+      </w:pPr>
+      <w:rPr>
+        <w:u w:val="none"/>
+      </w:rPr>
+    </w:lvl>
+    <w:lvl w:ilvl="1">
+      <w:start w:val="1"/>
+      <w:numFmt w:val="bullet"/>
+      <w:lvlText w:val="○"/>
+      <w:lvlJc w:val="left"/>
+      <w:pPr>
+        <w:ind w:left="1440" w:hanging="360"/>
+      </w:pPr>
+      <w:rPr>
+        <w:u w:val="none"/>
+      </w:rPr>
+    </w:lvl>
+    <w:lvl w:ilvl="2">
+      <w:start w:val="1"/>
+      <w:numFmt w:val="bullet"/>
+      <w:lvlText w:val="■"/>
+      <w:lvlJc w:val="left"/>
+      <w:pPr>
+        <w:ind w:left="2160" w:hanging="360"/>
+      </w:pPr>
+      <w:rPr>
+        <w:u w:val="none"/>
+      </w:rPr>
+    </w:lvl>
+    <w:lvl w:ilvl="3">
+      <w:start w:val="1"/>
+      <w:numFmt w:val="bullet"/>
+      <w:lvlText w:val="●"/>
+      <w:lvlJc w:val="left"/>
+      <w:pPr>
+        <w:ind w:left="2880" w:hanging="360"/>
+      </w:pPr>
+      <w:rPr>
+        <w:u w:val="none"/>
+      </w:rPr>
+    </w:lvl>
+    <w:lvl w:ilvl="4">
+      <w:start w:val="1"/>
+      <w:numFmt w:val="bullet"/>
+      <w:lvlText w:val="○"/>
+      <w:lvlJc w:val="left"/>
+      <w:pPr>
+        <w:ind w:left="3600" w:hanging="360"/>
+      </w:pPr>
+      <w:rPr>
+        <w:u w:val="none"/>
+      </w:rPr>
+    </w:lvl>
+    <w:lvl w:ilvl="5">
+      <w:start w:val="1"/>
+      <w:numFmt w:val="bullet"/>
+      <w:lvlText w:val="■"/>
+      <w:lvlJc w:val="left"/>
+      <w:pPr>
+        <w:ind w:left="4320" w:hanging="360"/>
+      </w:pPr>
+      <w:rPr>
+        <w:u w:val="none"/>
+      </w:rPr>
+    </w:lvl>
+    <w:lvl w:ilvl="6">
+      <w:start w:val="1"/>
+      <w:numFmt w:val="bullet"/>
+      <w:lvlText w:val="●"/>
+      <w:lvlJc w:val="left"/>
+      <w:pPr>
+        <w:ind w:left="5040" w:hanging="360"/>
+      </w:pPr>
+      <w:rPr>
+        <w:u w:val="none"/>
+      </w:rPr>
+    </w:lvl>
+    <w:lvl w:ilvl="7">
+      <w:start w:val="1"/>
+      <w:numFmt w:val="bullet"/>
+      <w:lvlText w:val="○"/>
+      <w:lvlJc w:val="left"/>
+      <w:pPr>
+        <w:ind w:left="5760" w:hanging="360"/>
+      </w:pPr>
+      <w:rPr>
+        <w:u w:val="none"/>
+      </w:rPr>
+    </w:lvl>
+    <w:lvl w:ilvl="8">
+      <w:start w:val="1"/>
+      <w:numFmt w:val="bullet"/>
+      <w:lvlText w:val="■"/>
+      <w:lvlJc w:val="left"/>
+      <w:pPr>
+        <w:ind w:left="6480" w:hanging="360"/>
+      </w:pPr>
+      <w:rPr>
+        <w:u w:val="none"/>
+      </w:rPr>
+    </w:lvl>
+  </w:abstractNum>
+  <w:abstractNum w:abstractNumId="6">
+    <w:lvl w:ilvl="0">
+      <w:start w:val="1"/>
+      <w:numFmt w:val="bullet"/>
+      <w:lvlText w:val="●"/>
+      <w:lvlJc w:val="left"/>
+      <w:pPr>
+        <w:ind w:left="720" w:hanging="360"/>
+      </w:pPr>
+      <w:rPr>
+        <w:u w:val="none"/>
+      </w:rPr>
+    </w:lvl>
+    <w:lvl w:ilvl="1">
+      <w:start w:val="1"/>
+      <w:numFmt w:val="bullet"/>
+      <w:lvlText w:val="○"/>
+      <w:lvlJc w:val="left"/>
+      <w:pPr>
+        <w:ind w:left="1440" w:hanging="360"/>
+      </w:pPr>
+      <w:rPr>
+        <w:u w:val="none"/>
+      </w:rPr>
+    </w:lvl>
+    <w:lvl w:ilvl="2">
+      <w:start w:val="1"/>
+      <w:numFmt w:val="bullet"/>
+      <w:lvlText w:val="■"/>
+      <w:lvlJc w:val="left"/>
+      <w:pPr>
+        <w:ind w:left="2160" w:hanging="360"/>
+      </w:pPr>
+      <w:rPr>
+        <w:u w:val="none"/>
+      </w:rPr>
+    </w:lvl>
+    <w:lvl w:ilvl="3">
+      <w:start w:val="1"/>
+      <w:numFmt w:val="bullet"/>
+      <w:lvlText w:val="●"/>
+      <w:lvlJc w:val="left"/>
+      <w:pPr>
+        <w:ind w:left="2880" w:hanging="360"/>
+      </w:pPr>
+      <w:rPr>
+        <w:u w:val="none"/>
+      </w:rPr>
+    </w:lvl>
+    <w:lvl w:ilvl="4">
+      <w:start w:val="1"/>
+      <w:numFmt w:val="bullet"/>
+      <w:lvlText w:val="○"/>
+      <w:lvlJc w:val="left"/>
+      <w:pPr>
+        <w:ind w:left="3600" w:hanging="360"/>
+      </w:pPr>
+      <w:rPr>
+        <w:u w:val="none"/>
+      </w:rPr>
+    </w:lvl>
+    <w:lvl w:ilvl="5">
+      <w:start w:val="1"/>
+      <w:numFmt w:val="bullet"/>
+      <w:lvlText w:val="■"/>
+      <w:lvlJc w:val="left"/>
+      <w:pPr>
+        <w:ind w:left="4320" w:hanging="360"/>
+      </w:pPr>
+      <w:rPr>
+        <w:u w:val="none"/>
+      </w:rPr>
+    </w:lvl>
+    <w:lvl w:ilvl="6">
+      <w:start w:val="1"/>
+      <w:numFmt w:val="bullet"/>
+      <w:lvlText w:val="●"/>
+      <w:lvlJc w:val="left"/>
+      <w:pPr>
+        <w:ind w:left="5040" w:hanging="360"/>
+      </w:pPr>
+      <w:rPr>
+        <w:u w:val="none"/>
+      </w:rPr>
+    </w:lvl>
+    <w:lvl w:ilvl="7">
+      <w:start w:val="1"/>
+      <w:numFmt w:val="bullet"/>
+      <w:lvlText w:val="○"/>
+      <w:lvlJc w:val="left"/>
+      <w:pPr>
+        <w:ind w:left="5760" w:hanging="360"/>
+      </w:pPr>
+      <w:rPr>
+        <w:u w:val="none"/>
+      </w:rPr>
+    </w:lvl>
+    <w:lvl w:ilvl="8">
+      <w:start w:val="1"/>
+      <w:numFmt w:val="bullet"/>
+      <w:lvlText w:val="■"/>
+      <w:lvlJc w:val="left"/>
+      <w:pPr>
+        <w:ind w:left="6480" w:hanging="360"/>
+      </w:pPr>
+      <w:rPr>
+        <w:u w:val="none"/>
+      </w:rPr>
+    </w:lvl>
+  </w:abstractNum>
+  <w:abstractNum w:abstractNumId="7">
+    <w:lvl w:ilvl="0">
+      <w:start w:val="1"/>
+      <w:numFmt w:val="bullet"/>
+      <w:lvlText w:val="●"/>
+      <w:lvlJc w:val="left"/>
+      <w:pPr>
+        <w:ind w:left="720" w:hanging="360"/>
+      </w:pPr>
+      <w:rPr>
+        <w:u w:val="none"/>
+      </w:rPr>
+    </w:lvl>
+    <w:lvl w:ilvl="1">
+      <w:start w:val="1"/>
+      <w:numFmt w:val="bullet"/>
+      <w:lvlText w:val="○"/>
+      <w:lvlJc w:val="left"/>
+      <w:pPr>
+        <w:ind w:left="1440" w:hanging="360"/>
+      </w:pPr>
+      <w:rPr>
+        <w:u w:val="none"/>
+      </w:rPr>
+    </w:lvl>
+    <w:lvl w:ilvl="2">
+      <w:start w:val="1"/>
+      <w:numFmt w:val="bullet"/>
+      <w:lvlText w:val="■"/>
+      <w:lvlJc w:val="left"/>
+      <w:pPr>
+        <w:ind w:left="2160" w:hanging="360"/>
+      </w:pPr>
+      <w:rPr>
+        <w:u w:val="none"/>
+      </w:rPr>
+    </w:lvl>
+    <w:lvl w:ilvl="3">
+      <w:start w:val="1"/>
+      <w:numFmt w:val="bullet"/>
+      <w:lvlText w:val="●"/>
+      <w:lvlJc w:val="left"/>
+      <w:pPr>
+        <w:ind w:left="2880" w:hanging="360"/>
+      </w:pPr>
+      <w:rPr>
+        <w:u w:val="none"/>
+      </w:rPr>
+    </w:lvl>
+    <w:lvl w:ilvl="4">
+      <w:start w:val="1"/>
+      <w:numFmt w:val="bullet"/>
+      <w:lvlText w:val="○"/>
+      <w:lvlJc w:val="left"/>
+      <w:pPr>
+        <w:ind w:left="3600" w:hanging="360"/>
+      </w:pPr>
+      <w:rPr>
+        <w:u w:val="none"/>
+      </w:rPr>
+    </w:lvl>
+    <w:lvl w:ilvl="5">
+      <w:start w:val="1"/>
+      <w:numFmt w:val="bullet"/>
+      <w:lvlText w:val="■"/>
+      <w:lvlJc w:val="left"/>
+      <w:pPr>
+        <w:ind w:left="4320" w:hanging="360"/>
+      </w:pPr>
+      <w:rPr>
+        <w:u w:val="none"/>
+      </w:rPr>
+    </w:lvl>
+    <w:lvl w:ilvl="6">
+      <w:start w:val="1"/>
+      <w:numFmt w:val="bullet"/>
+      <w:lvlText w:val="●"/>
+      <w:lvlJc w:val="left"/>
+      <w:pPr>
+        <w:ind w:left="5040" w:hanging="360"/>
+      </w:pPr>
+      <w:rPr>
+        <w:u w:val="none"/>
+      </w:rPr>
+    </w:lvl>
+    <w:lvl w:ilvl="7">
+      <w:start w:val="1"/>
+      <w:numFmt w:val="bullet"/>
+      <w:lvlText w:val="○"/>
+      <w:lvlJc w:val="left"/>
+      <w:pPr>
+        <w:ind w:left="5760" w:hanging="360"/>
+      </w:pPr>
+      <w:rPr>
+        <w:u w:val="none"/>
+      </w:rPr>
+    </w:lvl>
+    <w:lvl w:ilvl="8">
+      <w:start w:val="1"/>
+      <w:numFmt w:val="bullet"/>
+      <w:lvlText w:val="■"/>
+      <w:lvlJc w:val="left"/>
+      <w:pPr>
+        <w:ind w:left="6480" w:hanging="360"/>
+      </w:pPr>
+      <w:rPr>
+        <w:u w:val="none"/>
+      </w:rPr>
+    </w:lvl>
+  </w:abstractNum>
+  <w:abstractNum w:abstractNumId="8">
+    <w:lvl w:ilvl="0">
+      <w:start w:val="1"/>
+      <w:numFmt w:val="bullet"/>
+      <w:lvlText w:val="●"/>
+      <w:lvlJc w:val="left"/>
+      <w:pPr>
+        <w:ind w:left="720" w:hanging="360"/>
+      </w:pPr>
+      <w:rPr>
+        <w:u w:val="none"/>
+      </w:rPr>
+    </w:lvl>
+    <w:lvl w:ilvl="1">
+      <w:start w:val="1"/>
+      <w:numFmt w:val="bullet"/>
+      <w:lvlText w:val="○"/>
+      <w:lvlJc w:val="left"/>
+      <w:pPr>
+        <w:ind w:left="1440" w:hanging="360"/>
+      </w:pPr>
+      <w:rPr>
+        <w:u w:val="none"/>
+      </w:rPr>
+    </w:lvl>
+    <w:lvl w:ilvl="2">
+      <w:start w:val="1"/>
+      <w:numFmt w:val="bullet"/>
+      <w:lvlText w:val="■"/>
+      <w:lvlJc w:val="left"/>
+      <w:pPr>
+        <w:ind w:left="2160" w:hanging="360"/>
+      </w:pPr>
+      <w:rPr>
+        <w:u w:val="none"/>
+      </w:rPr>
+    </w:lvl>
+    <w:lvl w:ilvl="3">
+      <w:start w:val="1"/>
+      <w:numFmt w:val="bullet"/>
+      <w:lvlText w:val="●"/>
+      <w:lvlJc w:val="left"/>
+      <w:pPr>
+        <w:ind w:left="2880" w:hanging="360"/>
+      </w:pPr>
+      <w:rPr>
+        <w:u w:val="none"/>
+      </w:rPr>
+    </w:lvl>
+    <w:lvl w:ilvl="4">
+      <w:start w:val="1"/>
+      <w:numFmt w:val="bullet"/>
+      <w:lvlText w:val="○"/>
+      <w:lvlJc w:val="left"/>
+      <w:pPr>
+        <w:ind w:left="3600" w:hanging="360"/>
+      </w:pPr>
+      <w:rPr>
+        <w:u w:val="none"/>
+      </w:rPr>
+    </w:lvl>
+    <w:lvl w:ilvl="5">
+      <w:start w:val="1"/>
+      <w:numFmt w:val="bullet"/>
+      <w:lvlText w:val="■"/>
+      <w:lvlJc w:val="left"/>
+      <w:pPr>
+        <w:ind w:left="4320" w:hanging="360"/>
+      </w:pPr>
+      <w:rPr>
+        <w:u w:val="none"/>
+      </w:rPr>
+    </w:lvl>
+    <w:lvl w:ilvl="6">
+      <w:start w:val="1"/>
+      <w:numFmt w:val="bullet"/>
+      <w:lvlText w:val="●"/>
+      <w:lvlJc w:val="left"/>
+      <w:pPr>
+        <w:ind w:left="5040" w:hanging="360"/>
+      </w:pPr>
+      <w:rPr>
+        <w:u w:val="none"/>
+      </w:rPr>
+    </w:lvl>
+    <w:lvl w:ilvl="7">
+      <w:start w:val="1"/>
+      <w:numFmt w:val="bullet"/>
+      <w:lvlText w:val="○"/>
+      <w:lvlJc w:val="left"/>
+      <w:pPr>
+        <w:ind w:left="5760" w:hanging="360"/>
+      </w:pPr>
+      <w:rPr>
+        <w:u w:val="none"/>
+      </w:rPr>
+    </w:lvl>
+    <w:lvl w:ilvl="8">
+      <w:start w:val="1"/>
+      <w:numFmt w:val="bullet"/>
+      <w:lvlText w:val="■"/>
+      <w:lvlJc w:val="left"/>
+      <w:pPr>
+        <w:ind w:left="6480" w:hanging="360"/>
+      </w:pPr>
+      <w:rPr>
+        <w:u w:val="none"/>
+      </w:rPr>
+    </w:lvl>
+  </w:abstractNum>
+  <w:abstractNum w:abstractNumId="9">
+    <w:lvl w:ilvl="0">
+      <w:start w:val="1"/>
+      <w:numFmt w:val="bullet"/>
+      <w:lvlText w:val="●"/>
+      <w:lvlJc w:val="left"/>
+      <w:pPr>
+        <w:ind w:left="720" w:hanging="360"/>
+      </w:pPr>
+      <w:rPr>
+        <w:u w:val="none"/>
+      </w:rPr>
+    </w:lvl>
+    <w:lvl w:ilvl="1">
+      <w:start w:val="1"/>
+      <w:numFmt w:val="bullet"/>
+      <w:lvlText w:val="○"/>
+      <w:lvlJc w:val="left"/>
+      <w:pPr>
+        <w:ind w:left="1440" w:hanging="360"/>
+      </w:pPr>
+      <w:rPr>
+        <w:u w:val="none"/>
+      </w:rPr>
+    </w:lvl>
+    <w:lvl w:ilvl="2">
+      <w:start w:val="1"/>
+      <w:numFmt w:val="bullet"/>
+      <w:lvlText w:val="■"/>
+      <w:lvlJc w:val="left"/>
+      <w:pPr>
+        <w:ind w:left="2160" w:hanging="360"/>
+      </w:pPr>
+      <w:rPr>
+        <w:u w:val="none"/>
+      </w:rPr>
+    </w:lvl>
+    <w:lvl w:ilvl="3">
+      <w:start w:val="1"/>
+      <w:numFmt w:val="bullet"/>
+      <w:lvlText w:val="●"/>
+      <w:lvlJc w:val="left"/>
+      <w:pPr>
+        <w:ind w:left="2880" w:hanging="360"/>
+      </w:pPr>
+      <w:rPr>
+        <w:u w:val="none"/>
+      </w:rPr>
+    </w:lvl>
+    <w:lvl w:ilvl="4">
+      <w:start w:val="1"/>
+      <w:numFmt w:val="bullet"/>
+      <w:lvlText w:val="○"/>
+      <w:lvlJc w:val="left"/>
+      <w:pPr>
+        <w:ind w:left="3600" w:hanging="360"/>
+      </w:pPr>
+      <w:rPr>
+        <w:u w:val="none"/>
+      </w:rPr>
+    </w:lvl>
+    <w:lvl w:ilvl="5">
+      <w:start w:val="1"/>
+      <w:numFmt w:val="bullet"/>
+      <w:lvlText w:val="■"/>
+      <w:lvlJc w:val="left"/>
+      <w:pPr>
+        <w:ind w:left="4320" w:hanging="360"/>
+      </w:pPr>
+      <w:rPr>
+        <w:u w:val="none"/>
+      </w:rPr>
+    </w:lvl>
+    <w:lvl w:ilvl="6">
+      <w:start w:val="1"/>
+      <w:numFmt w:val="bullet"/>
+      <w:lvlText w:val="●"/>
+      <w:lvlJc w:val="left"/>
+      <w:pPr>
+        <w:ind w:left="5040" w:hanging="360"/>
+      </w:pPr>
+      <w:rPr>
+        <w:u w:val="none"/>
+      </w:rPr>
+    </w:lvl>
+    <w:lvl w:ilvl="7">
+      <w:start w:val="1"/>
+      <w:numFmt w:val="bullet"/>
+      <w:lvlText w:val="○"/>
+      <w:lvlJc w:val="left"/>
+      <w:pPr>
+        <w:ind w:left="5760" w:hanging="360"/>
+      </w:pPr>
+      <w:rPr>
+        <w:u w:val="none"/>
+      </w:rPr>
+    </w:lvl>
+    <w:lvl w:ilvl="8">
+      <w:start w:val="1"/>
+      <w:numFmt w:val="bullet"/>
+      <w:lvlText w:val="■"/>
+      <w:lvlJc w:val="left"/>
+      <w:pPr>
+        <w:ind w:left="6480" w:hanging="360"/>
+      </w:pPr>
+      <w:rPr>
+        <w:u w:val="none"/>
+      </w:rPr>
+    </w:lvl>
+  </w:abstractNum>
+  <w:abstractNum w:abstractNumId="10">
+    <w:lvl w:ilvl="0">
+      <w:start w:val="1"/>
+      <w:numFmt w:val="bullet"/>
+      <w:lvlText w:val="●"/>
+      <w:lvlJc w:val="left"/>
+      <w:pPr>
+        <w:ind w:left="720" w:hanging="360"/>
+      </w:pPr>
+      <w:rPr>
+        <w:u w:val="none"/>
+      </w:rPr>
+    </w:lvl>
+    <w:lvl w:ilvl="1">
+      <w:start w:val="1"/>
+      <w:numFmt w:val="bullet"/>
+      <w:lvlText w:val="○"/>
+      <w:lvlJc w:val="left"/>
+      <w:pPr>
+        <w:ind w:left="1440" w:hanging="360"/>
+      </w:pPr>
+      <w:rPr>
+        <w:u w:val="none"/>
+      </w:rPr>
+    </w:lvl>
+    <w:lvl w:ilvl="2">
+      <w:start w:val="1"/>
+      <w:numFmt w:val="bullet"/>
+      <w:lvlText w:val="■"/>
+      <w:lvlJc w:val="left"/>
+      <w:pPr>
+        <w:ind w:left="2160" w:hanging="360"/>
+      </w:pPr>
+      <w:rPr>
+        <w:u w:val="none"/>
+      </w:rPr>
+    </w:lvl>
+    <w:lvl w:ilvl="3">
+      <w:start w:val="1"/>
+      <w:numFmt w:val="bullet"/>
+      <w:lvlText w:val="●"/>
+      <w:lvlJc w:val="left"/>
+      <w:pPr>
+        <w:ind w:left="2880" w:hanging="360"/>
+      </w:pPr>
+      <w:rPr>
+        <w:u w:val="none"/>
+      </w:rPr>
+    </w:lvl>
+    <w:lvl w:ilvl="4">
+      <w:start w:val="1"/>
+      <w:numFmt w:val="bullet"/>
+      <w:lvlText w:val="○"/>
+      <w:lvlJc w:val="left"/>
+      <w:pPr>
+        <w:ind w:left="3600" w:hanging="360"/>
+      </w:pPr>
+      <w:rPr>
+        <w:u w:val="none"/>
+      </w:rPr>
+    </w:lvl>
+    <w:lvl w:ilvl="5">
+      <w:start w:val="1"/>
+      <w:numFmt w:val="bullet"/>
+      <w:lvlText w:val="■"/>
+      <w:lvlJc w:val="left"/>
+      <w:pPr>
+        <w:ind w:left="4320" w:hanging="360"/>
+      </w:pPr>
+      <w:rPr>
+        <w:u w:val="none"/>
+      </w:rPr>
+    </w:lvl>
+    <w:lvl w:ilvl="6">
+      <w:start w:val="1"/>
+      <w:numFmt w:val="bullet"/>
+      <w:lvlText w:val="●"/>
+      <w:lvlJc w:val="left"/>
+      <w:pPr>
+        <w:ind w:left="5040" w:hanging="360"/>
+      </w:pPr>
+      <w:rPr>
+        <w:u w:val="none"/>
+      </w:rPr>
+    </w:lvl>
+    <w:lvl w:ilvl="7">
+      <w:start w:val="1"/>
+      <w:numFmt w:val="bullet"/>
+      <w:lvlText w:val="○"/>
+      <w:lvlJc w:val="left"/>
+      <w:pPr>
+        <w:ind w:left="5760" w:hanging="360"/>
+      </w:pPr>
+      <w:rPr>
+        <w:u w:val="none"/>
+      </w:rPr>
+    </w:lvl>
+    <w:lvl w:ilvl="8">
+      <w:start w:val="1"/>
+      <w:numFmt w:val="bullet"/>
+      <w:lvlText w:val="■"/>
+      <w:lvlJc w:val="left"/>
+      <w:pPr>
+        <w:ind w:left="6480" w:hanging="360"/>
+      </w:pPr>
+      <w:rPr>
+        <w:u w:val="none"/>
+      </w:rPr>
+    </w:lvl>
+  </w:abstractNum>
+  <w:abstractNum w:abstractNumId="11">
+    <w:lvl w:ilvl="0">
+      <w:start w:val="1"/>
+      <w:numFmt w:val="bullet"/>
+      <w:lvlText w:val="●"/>
+      <w:lvlJc w:val="left"/>
+      <w:pPr>
+        <w:ind w:left="720" w:hanging="360"/>
+      </w:pPr>
+      <w:rPr>
+        <w:u w:val="none"/>
+      </w:rPr>
+    </w:lvl>
+    <w:lvl w:ilvl="1">
+      <w:start w:val="1"/>
+      <w:numFmt w:val="bullet"/>
+      <w:lvlText w:val="○"/>
+      <w:lvlJc w:val="left"/>
+      <w:pPr>
+        <w:ind w:left="1440" w:hanging="360"/>
+      </w:pPr>
+      <w:rPr>
+        <w:u w:val="none"/>
+      </w:rPr>
+    </w:lvl>
+    <w:lvl w:ilvl="2">
+      <w:start w:val="1"/>
+      <w:numFmt w:val="bullet"/>
+      <w:lvlText w:val="■"/>
+      <w:lvlJc w:val="left"/>
+      <w:pPr>
+        <w:ind w:left="2160" w:hanging="360"/>
+      </w:pPr>
+      <w:rPr>
+        <w:u w:val="none"/>
+      </w:rPr>
+    </w:lvl>
+    <w:lvl w:ilvl="3">
+      <w:start w:val="1"/>
+      <w:numFmt w:val="bullet"/>
+      <w:lvlText w:val="●"/>
+      <w:lvlJc w:val="left"/>
+      <w:pPr>
+        <w:ind w:left="2880" w:hanging="360"/>
+      </w:pPr>
+      <w:rPr>
+        <w:u w:val="none"/>
+      </w:rPr>
+    </w:lvl>
+    <w:lvl w:ilvl="4">
+      <w:start w:val="1"/>
+      <w:numFmt w:val="bullet"/>
+      <w:lvlText w:val="○"/>
+      <w:lvlJc w:val="left"/>
+      <w:pPr>
+        <w:ind w:left="3600" w:hanging="360"/>
+      </w:pPr>
+      <w:rPr>
+        <w:u w:val="none"/>
+      </w:rPr>
+    </w:lvl>
+    <w:lvl w:ilvl="5">
+      <w:start w:val="1"/>
+      <w:numFmt w:val="bullet"/>
+      <w:lvlText w:val="■"/>
+      <w:lvlJc w:val="left"/>
+      <w:pPr>
+        <w:ind w:left="4320" w:hanging="360"/>
+      </w:pPr>
+      <w:rPr>
+        <w:u w:val="none"/>
+      </w:rPr>
+    </w:lvl>
+    <w:lvl w:ilvl="6">
+      <w:start w:val="1"/>
+      <w:numFmt w:val="bullet"/>
+      <w:lvlText w:val="●"/>
+      <w:lvlJc w:val="left"/>
+      <w:pPr>
+        <w:ind w:left="5040" w:hanging="360"/>
+      </w:pPr>
+      <w:rPr>
+        <w:u w:val="none"/>
+      </w:rPr>
+    </w:lvl>
+    <w:lvl w:ilvl="7">
+      <w:start w:val="1"/>
+      <w:numFmt w:val="bullet"/>
+      <w:lvlText w:val="○"/>
+      <w:lvlJc w:val="left"/>
+      <w:pPr>
+        <w:ind w:left="5760" w:hanging="360"/>
+      </w:pPr>
+      <w:rPr>
+        <w:u w:val="none"/>
+      </w:rPr>
+    </w:lvl>
+    <w:lvl w:ilvl="8">
+      <w:start w:val="1"/>
+      <w:numFmt w:val="bullet"/>
+      <w:lvlText w:val="■"/>
+      <w:lvlJc w:val="left"/>
+      <w:pPr>
+        <w:ind w:left="6480" w:hanging="360"/>
+      </w:pPr>
+      <w:rPr>
+        <w:u w:val="none"/>
+      </w:rPr>
+    </w:lvl>
+  </w:abstractNum>
+  <w:abstractNum w:abstractNumId="12">
+    <w:lvl w:ilvl="0">
+      <w:start w:val="1"/>
+      <w:numFmt w:val="bullet"/>
+      <w:lvlText w:val="●"/>
+      <w:lvlJc w:val="left"/>
+      <w:pPr>
+        <w:ind w:left="720" w:hanging="360"/>
+      </w:pPr>
+      <w:rPr>
+        <w:u w:val="none"/>
+      </w:rPr>
+    </w:lvl>
+    <w:lvl w:ilvl="1">
+      <w:start w:val="1"/>
+      <w:numFmt w:val="bullet"/>
+      <w:lvlText w:val="○"/>
+      <w:lvlJc w:val="left"/>
+      <w:pPr>
+        <w:ind w:left="1440" w:hanging="360"/>
+      </w:pPr>
+      <w:rPr>
+        <w:u w:val="none"/>
+      </w:rPr>
+    </w:lvl>
+    <w:lvl w:ilvl="2">
+      <w:start w:val="1"/>
+      <w:numFmt w:val="bullet"/>
+      <w:lvlText w:val="■"/>
+      <w:lvlJc w:val="left"/>
+      <w:pPr>
+        <w:ind w:left="2160" w:hanging="360"/>
+      </w:pPr>
+      <w:rPr>
+        <w:u w:val="none"/>
+      </w:rPr>
+    </w:lvl>
+    <w:lvl w:ilvl="3">
+      <w:start w:val="1"/>
+      <w:numFmt w:val="bullet"/>
+      <w:lvlText w:val="●"/>
+      <w:lvlJc w:val="left"/>
+      <w:pPr>
+        <w:ind w:left="2880" w:hanging="360"/>
+      </w:pPr>
+      <w:rPr>
+        <w:u w:val="none"/>
+      </w:rPr>
+    </w:lvl>
+    <w:lvl w:ilvl="4">
+      <w:start w:val="1"/>
+      <w:numFmt w:val="bullet"/>
+      <w:lvlText w:val="○"/>
+      <w:lvlJc w:val="left"/>
+      <w:pPr>
+        <w:ind w:left="3600" w:hanging="360"/>
+      </w:pPr>
+      <w:rPr>
+        <w:u w:val="none"/>
+      </w:rPr>
+    </w:lvl>
+    <w:lvl w:ilvl="5">
+      <w:start w:val="1"/>
+      <w:numFmt w:val="bullet"/>
+      <w:lvlText w:val="■"/>
+      <w:lvlJc w:val="left"/>
+      <w:pPr>
+        <w:ind w:left="4320" w:hanging="360"/>
+      </w:pPr>
+      <w:rPr>
+        <w:u w:val="none"/>
+      </w:rPr>
+    </w:lvl>
+    <w:lvl w:ilvl="6">
+      <w:start w:val="1"/>
+      <w:numFmt w:val="bullet"/>
+      <w:lvlText w:val="●"/>
+      <w:lvlJc w:val="left"/>
+      <w:pPr>
+        <w:ind w:left="5040" w:hanging="360"/>
+      </w:pPr>
+      <w:rPr>
+        <w:u w:val="none"/>
+      </w:rPr>
+    </w:lvl>
+    <w:lvl w:ilvl="7">
+      <w:start w:val="1"/>
+      <w:numFmt w:val="bullet"/>
+      <w:lvlText w:val="○"/>
+      <w:lvlJc w:val="left"/>
+      <w:pPr>
+        <w:ind w:left="5760" w:hanging="360"/>
+      </w:pPr>
+      <w:rPr>
+        <w:u w:val="none"/>
+      </w:rPr>
+    </w:lvl>
+    <w:lvl w:ilvl="8">
+      <w:start w:val="1"/>
+      <w:numFmt w:val="bullet"/>
+      <w:lvlText w:val="■"/>
+      <w:lvlJc w:val="left"/>
+      <w:pPr>
+        <w:ind w:left="6480" w:hanging="360"/>
+      </w:pPr>
+      <w:rPr>
+        <w:u w:val="none"/>
+      </w:rPr>
+    </w:lvl>
+  </w:abstractNum>
+  <w:abstractNum w:abstractNumId="13">
+    <w:lvl w:ilvl="0">
+      <w:start w:val="1"/>
+      <w:numFmt w:val="bullet"/>
+      <w:lvlText w:val="●"/>
+      <w:lvlJc w:val="left"/>
+      <w:pPr>
+        <w:ind w:left="720" w:hanging="360"/>
+      </w:pPr>
+      <w:rPr>
+        <w:u w:val="none"/>
+      </w:rPr>
+    </w:lvl>
+    <w:lvl w:ilvl="1">
+      <w:start w:val="1"/>
+      <w:numFmt w:val="bullet"/>
+      <w:lvlText w:val="○"/>
+      <w:lvlJc w:val="left"/>
+      <w:pPr>
+        <w:ind w:left="1440" w:hanging="360"/>
+      </w:pPr>
+      <w:rPr>
+        <w:u w:val="none"/>
+      </w:rPr>
+    </w:lvl>
+    <w:lvl w:ilvl="2">
+      <w:start w:val="1"/>
+      <w:numFmt w:val="bullet"/>
+      <w:lvlText w:val="■"/>
+      <w:lvlJc w:val="left"/>
+      <w:pPr>
+        <w:ind w:left="2160" w:hanging="360"/>
+      </w:pPr>
+      <w:rPr>
+        <w:u w:val="none"/>
+      </w:rPr>
+    </w:lvl>
+    <w:lvl w:ilvl="3">
+      <w:start w:val="1"/>
+      <w:numFmt w:val="bullet"/>
+      <w:lvlText w:val="●"/>
+      <w:lvlJc w:val="left"/>
+      <w:pPr>
+        <w:ind w:left="2880" w:hanging="360"/>
+      </w:pPr>
+      <w:rPr>
+        <w:u w:val="none"/>
+      </w:rPr>
+    </w:lvl>
+    <w:lvl w:ilvl="4">
+      <w:start w:val="1"/>
+      <w:numFmt w:val="bullet"/>
+      <w:lvlText w:val="○"/>
+      <w:lvlJc w:val="left"/>
+      <w:pPr>
+        <w:ind w:left="3600" w:hanging="360"/>
+      </w:pPr>
+      <w:rPr>
+        <w:u w:val="none"/>
+      </w:rPr>
+    </w:lvl>
+    <w:lvl w:ilvl="5">
+      <w:start w:val="1"/>
+      <w:numFmt w:val="bullet"/>
+      <w:lvlText w:val="■"/>
+      <w:lvlJc w:val="left"/>
+      <w:pPr>
+        <w:ind w:left="4320" w:hanging="360"/>
+      </w:pPr>
+      <w:rPr>
+        <w:u w:val="none"/>
+      </w:rPr>
+    </w:lvl>
+    <w:lvl w:ilvl="6">
+      <w:start w:val="1"/>
+      <w:numFmt w:val="bullet"/>
+      <w:lvlText w:val="●"/>
+      <w:lvlJc w:val="left"/>
+      <w:pPr>
+        <w:ind w:left="5040" w:hanging="360"/>
+      </w:pPr>
+      <w:rPr>
+        <w:u w:val="none"/>
+      </w:rPr>
+    </w:lvl>
+    <w:lvl w:ilvl="7">
+      <w:start w:val="1"/>
+      <w:numFmt w:val="bullet"/>
+      <w:lvlText w:val="○"/>
+      <w:lvlJc w:val="left"/>
+      <w:pPr>
+        <w:ind w:left="5760" w:hanging="360"/>
+      </w:pPr>
+      <w:rPr>
+        <w:u w:val="none"/>
+      </w:rPr>
+    </w:lvl>
+    <w:lvl w:ilvl="8">
+      <w:start w:val="1"/>
+      <w:numFmt w:val="bullet"/>
+      <w:lvlText w:val="■"/>
+      <w:lvlJc w:val="left"/>
+      <w:pPr>
+        <w:ind w:left="6480" w:hanging="360"/>
+      </w:pPr>
+      <w:rPr>
+        <w:u w:val="none"/>
+      </w:rPr>
+    </w:lvl>
+  </w:abstractNum>
+  <w:abstractNum w:abstractNumId="14">
+    <w:lvl w:ilvl="0">
+      <w:start w:val="1"/>
+      <w:numFmt w:val="bullet"/>
+      <w:lvlText w:val="●"/>
+      <w:lvlJc w:val="left"/>
+      <w:pPr>
+        <w:ind w:left="720" w:hanging="360"/>
+      </w:pPr>
+      <w:rPr>
+        <w:u w:val="none"/>
+      </w:rPr>
+    </w:lvl>
+    <w:lvl w:ilvl="1">
+      <w:start w:val="1"/>
+      <w:numFmt w:val="bullet"/>
+      <w:lvlText w:val="○"/>
+      <w:lvlJc w:val="left"/>
+      <w:pPr>
+        <w:ind w:left="1440" w:hanging="360"/>
+      </w:pPr>
+      <w:rPr>
+        <w:u w:val="none"/>
+      </w:rPr>
+    </w:lvl>
+    <w:lvl w:ilvl="2">
+      <w:start w:val="1"/>
+      <w:numFmt w:val="bullet"/>
+      <w:lvlText w:val="■"/>
+      <w:lvlJc w:val="left"/>
+      <w:pPr>
+        <w:ind w:left="2160" w:hanging="360"/>
+      </w:pPr>
+      <w:rPr>
+        <w:u w:val="none"/>
+      </w:rPr>
+    </w:lvl>
+    <w:lvl w:ilvl="3">
+      <w:start w:val="1"/>
+      <w:numFmt w:val="bullet"/>
+      <w:lvlText w:val="●"/>
+      <w:lvlJc w:val="left"/>
+      <w:pPr>
+        <w:ind w:left="2880" w:hanging="360"/>
+      </w:pPr>
+      <w:rPr>
+        <w:u w:val="none"/>
+      </w:rPr>
+    </w:lvl>
+    <w:lvl w:ilvl="4">
+      <w:start w:val="1"/>
+      <w:numFmt w:val="bullet"/>
+      <w:lvlText w:val="○"/>
+      <w:lvlJc w:val="left"/>
+      <w:pPr>
+        <w:ind w:left="3600" w:hanging="360"/>
+      </w:pPr>
+      <w:rPr>
+        <w:u w:val="none"/>
+      </w:rPr>
+    </w:lvl>
+    <w:lvl w:ilvl="5">
+      <w:start w:val="1"/>
+      <w:numFmt w:val="bullet"/>
+      <w:lvlText w:val="■"/>
+      <w:lvlJc w:val="left"/>
+      <w:pPr>
+        <w:ind w:left="4320" w:hanging="360"/>
+      </w:pPr>
+      <w:rPr>
+        <w:u w:val="none"/>
+      </w:rPr>
+    </w:lvl>
+    <w:lvl w:ilvl="6">
+      <w:start w:val="1"/>
+      <w:numFmt w:val="bullet"/>
+      <w:lvlText w:val="●"/>
+      <w:lvlJc w:val="left"/>
+      <w:pPr>
+        <w:ind w:left="5040" w:hanging="360"/>
+      </w:pPr>
+      <w:rPr>
+        <w:u w:val="none"/>
+      </w:rPr>
+    </w:lvl>
+    <w:lvl w:ilvl="7">
+      <w:start w:val="1"/>
+      <w:numFmt w:val="bullet"/>
+      <w:lvlText w:val="○"/>
+      <w:lvlJc w:val="left"/>
+      <w:pPr>
+        <w:ind w:left="5760" w:hanging="360"/>
+      </w:pPr>
+      <w:rPr>
+        <w:u w:val="none"/>
+      </w:rPr>
+    </w:lvl>
+    <w:lvl w:ilvl="8">
+      <w:start w:val="1"/>
+      <w:numFmt w:val="bullet"/>
+      <w:lvlText w:val="■"/>
+      <w:lvlJc w:val="left"/>
+      <w:pPr>
+        <w:ind w:left="6480" w:hanging="360"/>
+      </w:pPr>
+      <w:rPr>
+        <w:u w:val="none"/>
+      </w:rPr>
+    </w:lvl>
+  </w:abstractNum>
+  <w:num w:numId="1">
+    <w:abstractNumId w:val="1"/>
+  </w:num>
+  <w:num w:numId="2">
+    <w:abstractNumId w:val="2"/>
+  </w:num>
+  <w:num w:numId="3">
+    <w:abstractNumId w:val="3"/>
+  </w:num>
+  <w:num w:numId="4">
+    <w:abstractNumId w:val="4"/>
+  </w:num>
+  <w:num w:numId="5">
+    <w:abstractNumId w:val="5"/>
+  </w:num>
+  <w:num w:numId="6">
+    <w:abstractNumId w:val="6"/>
+  </w:num>
+  <w:num w:numId="7">
+    <w:abstractNumId w:val="7"/>
+  </w:num>
+  <w:num w:numId="8">
+    <w:abstractNumId w:val="8"/>
+  </w:num>
+  <w:num w:numId="9">
+    <w:abstractNumId w:val="9"/>
+  </w:num>
+  <w:num w:numId="10">
+    <w:abstractNumId w:val="10"/>
+  </w:num>
+  <w:num w:numId="11">
+    <w:abstractNumId w:val="11"/>
+  </w:num>
+  <w:num w:numId="12">
+    <w:abstractNumId w:val="12"/>
+  </w:num>
+  <w:num w:numId="13">
+    <w:abstractNumId w:val="13"/>
+  </w:num>
+  <w:num w:numId="14">
+    <w:abstractNumId w:val="14"/>
+  </w:num>
+</w:numbering>
 </file>
 
 <file path=word/styles.xml><?xml version="1.0" encoding="utf-8"?>
